--- a/src/test/resources/Masters Scripts/Final Masters/1.0.0/08/08.Creation of Customers in Masters.docx
+++ b/src/test/resources/Masters Scripts/Final Masters/1.0.0/08/08.Creation of Customers in Masters.docx
@@ -2248,8 +2248,8 @@
           <w:szCs w:val="24"/>
         </w:rPr>
       </w:pPr>
-      <w:bookmarkStart w:id="0" w:name="_Toc162703014"/>
-      <w:bookmarkStart w:id="1" w:name="_Toc498958275"/>
+      <w:bookmarkStart w:id="0" w:name="_Toc498958275"/>
+      <w:bookmarkStart w:id="1" w:name="_Toc162703014"/>
       <w:r>
         <w:rPr>
           <w:rFonts w:ascii="Times New Roman" w:hAnsi="Times New Roman"/>
@@ -2326,8 +2326,8 @@
           <w:szCs w:val="24"/>
         </w:rPr>
       </w:pPr>
-      <w:bookmarkStart w:id="2" w:name="_Toc162703015"/>
-      <w:bookmarkStart w:id="3" w:name="_Toc498958276"/>
+      <w:bookmarkStart w:id="2" w:name="_Toc498958276"/>
+      <w:bookmarkStart w:id="3" w:name="_Toc162703015"/>
       <w:r>
         <w:rPr>
           <w:rFonts w:ascii="Times New Roman" w:hAnsi="Times New Roman"/>
@@ -5775,12 +5775,6 @@
             <w:insideH w:val="single" w:color="auto" w:sz="4" w:space="0"/>
             <w:insideV w:val="single" w:color="auto" w:sz="4" w:space="0"/>
           </w:tblBorders>
-          <w:tblCellMar>
-            <w:top w:w="0" w:type="dxa"/>
-            <w:left w:w="108" w:type="dxa"/>
-            <w:bottom w:w="0" w:type="dxa"/>
-            <w:right w:w="108" w:type="dxa"/>
-          </w:tblCellMar>
         </w:tblPrEx>
         <w:tc>
           <w:tcPr>
@@ -8100,20 +8094,7 @@
               <w:rPr>
                 <w:rFonts w:ascii="Times New Roman" w:hAnsi="Times New Roman"/>
               </w:rPr>
-              <w:t xml:space="preserve">Select Status ‘Active’ </w:t>
-            </w:r>
-            <w:r>
-              <w:rPr>
-                <w:rFonts w:ascii="Times New Roman" w:hAnsi="Times New Roman"/>
-                <w:lang w:val="en-IN"/>
-              </w:rPr>
-              <w:t>OQCustomer001</w:t>
-            </w:r>
-            <w:r>
-              <w:rPr>
-                <w:rFonts w:ascii="Times New Roman" w:hAnsi="Times New Roman"/>
-              </w:rPr>
-              <w:t xml:space="preserve"> and click on Actions</w:t>
+              <w:t>Select Status ‘Active’ and click on Actions</w:t>
             </w:r>
           </w:p>
         </w:tc>
@@ -8382,14 +8363,7 @@
               <w:rPr>
                 <w:rFonts w:ascii="Times New Roman" w:hAnsi="Times New Roman"/>
               </w:rPr>
-              <w:t xml:space="preserve">Login with oqmr and click on actions for the </w:t>
-            </w:r>
-            <w:r>
-              <w:rPr>
-                <w:rFonts w:ascii="Times New Roman" w:hAnsi="Times New Roman"/>
-                <w:lang w:val="en-IN"/>
-              </w:rPr>
-              <w:t>OQCustomer001</w:t>
+              <w:t xml:space="preserve">Login with oqmr and click on actions </w:t>
             </w:r>
           </w:p>
         </w:tc>
@@ -8974,20 +8948,7 @@
               <w:rPr>
                 <w:rFonts w:ascii="Times New Roman" w:hAnsi="Times New Roman"/>
               </w:rPr>
-              <w:t xml:space="preserve">Select Active </w:t>
-            </w:r>
-            <w:r>
-              <w:rPr>
-                <w:rFonts w:ascii="Times New Roman" w:hAnsi="Times New Roman"/>
-                <w:lang w:val="en-IN"/>
-              </w:rPr>
-              <w:t>Customer</w:t>
-            </w:r>
-            <w:r>
-              <w:rPr>
-                <w:rFonts w:ascii="Times New Roman" w:hAnsi="Times New Roman"/>
-              </w:rPr>
-              <w:t xml:space="preserve"> 001 and Click Inactive in actions from oqmi</w:t>
+              <w:t>Select Active  and Click Inactive in actions from oqmi</w:t>
             </w:r>
           </w:p>
           <w:p>
@@ -9015,20 +8976,7 @@
               <w:rPr>
                 <w:rFonts w:ascii="Times New Roman" w:hAnsi="Times New Roman"/>
               </w:rPr>
-              <w:t xml:space="preserve">Select ‘Inactive Request Initiated’ status from </w:t>
-            </w:r>
-            <w:r>
-              <w:rPr>
-                <w:rFonts w:ascii="Times New Roman" w:hAnsi="Times New Roman"/>
-                <w:lang w:val="en-IN"/>
-              </w:rPr>
-              <w:t>Customer</w:t>
-            </w:r>
-            <w:r>
-              <w:rPr>
-                <w:rFonts w:ascii="Times New Roman" w:hAnsi="Times New Roman"/>
-              </w:rPr>
-              <w:t xml:space="preserve"> 001 and click on Review in actions from oqmr</w:t>
+              <w:t>Select ‘Inactive Request Initiated’ status from and click on Review in actions from oqmr</w:t>
             </w:r>
           </w:p>
           <w:p>
@@ -9056,20 +9004,7 @@
               <w:rPr>
                 <w:rFonts w:ascii="Times New Roman" w:hAnsi="Times New Roman"/>
               </w:rPr>
-              <w:t xml:space="preserve">Select ‘Inactive Request Reviewed’ status from </w:t>
-            </w:r>
-            <w:r>
-              <w:rPr>
-                <w:rFonts w:ascii="Times New Roman" w:hAnsi="Times New Roman"/>
-                <w:lang w:val="en-IN"/>
-              </w:rPr>
-              <w:t>Customer</w:t>
-            </w:r>
-            <w:r>
-              <w:rPr>
-                <w:rFonts w:ascii="Times New Roman" w:hAnsi="Times New Roman"/>
-              </w:rPr>
-              <w:t xml:space="preserve"> 001 and click on Approve in actions from oqma</w:t>
+              <w:t>Select ‘Inactive Request Reviewed’ status from and click on Approve in actions from oqma</w:t>
             </w:r>
           </w:p>
           <w:p>
@@ -9304,20 +9239,15 @@
               <w:rPr>
                 <w:rFonts w:ascii="Times New Roman" w:hAnsi="Times New Roman"/>
               </w:rPr>
-              <w:t>Select Status ‘Inactive’ OQ</w:t>
-            </w:r>
-            <w:r>
-              <w:rPr>
-                <w:rFonts w:ascii="Times New Roman" w:hAnsi="Times New Roman"/>
-                <w:lang w:val="en-IN"/>
-              </w:rPr>
-              <w:t>Customer</w:t>
-            </w:r>
-            <w:r>
-              <w:rPr>
-                <w:rFonts w:ascii="Times New Roman" w:hAnsi="Times New Roman"/>
-              </w:rPr>
-              <w:t>001 and click on Actions from oqmi</w:t>
+              <w:t xml:space="preserve">Select Status ‘Inactive’ </w:t>
+            </w:r>
+            <w:bookmarkStart w:id="15" w:name="_GoBack"/>
+            <w:bookmarkEnd w:id="15"/>
+            <w:r>
+              <w:rPr>
+                <w:rFonts w:ascii="Times New Roman" w:hAnsi="Times New Roman"/>
+              </w:rPr>
+              <w:t xml:space="preserve"> and click on Actions from oqmi</w:t>
             </w:r>
           </w:p>
         </w:tc>
@@ -10409,8 +10339,6 @@
               </w:rPr>
               <w:t xml:space="preserve"> status should be ‘active’.</w:t>
             </w:r>
-            <w:bookmarkStart w:id="15" w:name="_GoBack"/>
-            <w:bookmarkEnd w:id="15"/>
           </w:p>
         </w:tc>
         <w:tc>
@@ -10756,6 +10684,12 @@
             <w:insideH w:val="single" w:color="000000" w:sz="4" w:space="0"/>
             <w:insideV w:val="single" w:color="000000" w:sz="4" w:space="0"/>
           </w:tblBorders>
+          <w:tblCellMar>
+            <w:top w:w="0" w:type="dxa"/>
+            <w:left w:w="108" w:type="dxa"/>
+            <w:bottom w:w="0" w:type="dxa"/>
+            <w:right w:w="108" w:type="dxa"/>
+          </w:tblCellMar>
         </w:tblPrEx>
         <w:trPr>
           <w:trHeight w:val="266" w:hRule="atLeast"/>
@@ -15787,7 +15721,7 @@
     <w:lsdException w:qFormat="1" w:unhideWhenUsed="0" w:uiPriority="10" w:semiHidden="0" w:name="Title"/>
     <w:lsdException w:uiPriority="99" w:name="Closing"/>
     <w:lsdException w:uiPriority="99" w:name="Signature"/>
-    <w:lsdException w:uiPriority="1" w:name="Default Paragraph Font"/>
+    <w:lsdException w:qFormat="1" w:uiPriority="1" w:name="Default Paragraph Font"/>
     <w:lsdException w:uiPriority="99" w:name="Body Text"/>
     <w:lsdException w:uiPriority="99" w:name="Body Text Indent"/>
     <w:lsdException w:uiPriority="99" w:name="List Continue"/>
@@ -16024,6 +15958,7 @@
     <w:name w:val="Default Paragraph Font"/>
     <w:semiHidden/>
     <w:unhideWhenUsed/>
+    <w:qFormat/>
     <w:uiPriority w:val="1"/>
   </w:style>
   <w:style w:type="table" w:default="1" w:styleId="5">

--- a/src/test/resources/Masters Scripts/Final Masters/1.0.0/08/08.Creation of Customers in Masters.docx
+++ b/src/test/resources/Masters Scripts/Final Masters/1.0.0/08/08.Creation of Customers in Masters.docx
@@ -33,14 +33,6 @@
         <w:gridCol w:w="9593"/>
       </w:tblGrid>
       <w:tr>
-        <w:tblPrEx>
-          <w:tblCellMar>
-            <w:top w:w="0" w:type="dxa"/>
-            <w:left w:w="108" w:type="dxa"/>
-            <w:bottom w:w="0" w:type="dxa"/>
-            <w:right w:w="108" w:type="dxa"/>
-          </w:tblCellMar>
-        </w:tblPrEx>
         <w:trPr>
           <w:jc w:val="center"/>
         </w:trPr>
@@ -5775,6 +5767,12 @@
             <w:insideH w:val="single" w:color="auto" w:sz="4" w:space="0"/>
             <w:insideV w:val="single" w:color="auto" w:sz="4" w:space="0"/>
           </w:tblBorders>
+          <w:tblCellMar>
+            <w:top w:w="0" w:type="dxa"/>
+            <w:left w:w="108" w:type="dxa"/>
+            <w:bottom w:w="0" w:type="dxa"/>
+            <w:right w:w="108" w:type="dxa"/>
+          </w:tblCellMar>
         </w:tblPrEx>
         <w:tc>
           <w:tcPr>
@@ -5809,29 +5807,13 @@
               <w:spacing w:before="120" w:after="120"/>
               <w:rPr>
                 <w:rFonts w:ascii="Times New Roman" w:hAnsi="Times New Roman"/>
-                <w:bCs/>
-              </w:rPr>
-            </w:pPr>
-            <w:r>
-              <w:rPr>
-                <w:rFonts w:ascii="Times New Roman" w:hAnsi="Times New Roman"/>
-                <w:bCs/>
-              </w:rPr>
-              <w:t>Login as “oqmr” user</w:t>
-            </w:r>
-            <w:r>
-              <w:rPr>
-                <w:rFonts w:ascii="Times New Roman" w:hAnsi="Times New Roman"/>
-                <w:bCs/>
-                <w:lang w:val="en-IN"/>
-              </w:rPr>
-              <w:t xml:space="preserve"> and </w:t>
-            </w:r>
-            <w:r>
-              <w:rPr>
-                <w:rFonts w:ascii="Times New Roman" w:hAnsi="Times New Roman"/>
-              </w:rPr>
-              <w:t xml:space="preserve">Select Customers Menu </w:t>
+              </w:rPr>
+            </w:pPr>
+            <w:r>
+              <w:rPr>
+                <w:rFonts w:ascii="Times New Roman" w:hAnsi="Times New Roman"/>
+              </w:rPr>
+              <w:t>Click on Actions for the OQ-Customer001.</w:t>
             </w:r>
           </w:p>
         </w:tc>
@@ -5839,10 +5821,45 @@
           <w:tcPr>
             <w:tcW w:w="3060" w:type="dxa"/>
           </w:tcPr>
+          <w:p>
+            <w:pPr>
+              <w:tabs>
+                <w:tab w:val="left" w:pos="316"/>
+              </w:tabs>
+              <w:spacing w:before="120" w:after="120" w:line="276" w:lineRule="auto"/>
+              <w:rPr>
+                <w:rFonts w:ascii="Times New Roman" w:hAnsi="Times New Roman"/>
+              </w:rPr>
+            </w:pPr>
+            <w:r>
+              <w:rPr>
+                <w:rFonts w:ascii="Times New Roman" w:hAnsi="Times New Roman"/>
+              </w:rPr>
+              <w:t>Actions button should display:</w:t>
+            </w:r>
+          </w:p>
+          <w:p>
+            <w:pPr>
+              <w:tabs>
+                <w:tab w:val="left" w:pos="316"/>
+              </w:tabs>
+              <w:spacing w:before="120" w:after="120" w:line="276" w:lineRule="auto"/>
+              <w:rPr>
+                <w:rFonts w:ascii="Times New Roman" w:hAnsi="Times New Roman"/>
+              </w:rPr>
+            </w:pPr>
+            <w:r>
+              <w:rPr>
+                <w:rFonts w:ascii="Times New Roman" w:hAnsi="Times New Roman"/>
+              </w:rPr>
+              <w:t>1. View</w:t>
+            </w:r>
+          </w:p>
           <w:p>
             <w:pPr>
               <w:tabs>
                 <w:tab w:val="left" w:pos="211"/>
+                <w:tab w:val="left" w:pos="720"/>
               </w:tabs>
               <w:suppressAutoHyphens/>
               <w:spacing w:before="120" w:after="120"/>
@@ -5854,7 +5871,30 @@
               <w:rPr>
                 <w:rFonts w:ascii="Times New Roman" w:hAnsi="Times New Roman"/>
               </w:rPr>
-              <w:t>Customers List Should be displayed with Customer Name, City, Market Regions, Status, Actions.</w:t>
+              <w:t>2. Review</w:t>
+            </w:r>
+            <w:bookmarkStart w:id="15" w:name="_GoBack"/>
+            <w:bookmarkEnd w:id="15"/>
+          </w:p>
+          <w:p>
+            <w:pPr>
+              <w:tabs>
+                <w:tab w:val="left" w:pos="211"/>
+                <w:tab w:val="left" w:pos="720"/>
+              </w:tabs>
+              <w:suppressAutoHyphens/>
+              <w:spacing w:before="120" w:after="120"/>
+              <w:rPr>
+                <w:rFonts w:hint="default" w:ascii="Times New Roman" w:hAnsi="Times New Roman"/>
+                <w:lang w:val="en-US"/>
+              </w:rPr>
+            </w:pPr>
+            <w:r>
+              <w:rPr>
+                <w:rFonts w:hint="default" w:ascii="Times New Roman" w:hAnsi="Times New Roman"/>
+                <w:lang w:val="en-US"/>
+              </w:rPr>
+              <w:t>3. Return</w:t>
             </w:r>
           </w:p>
         </w:tc>
@@ -5974,7 +6014,21 @@
               <w:rPr>
                 <w:rFonts w:ascii="Times New Roman" w:hAnsi="Times New Roman"/>
               </w:rPr>
-              <w:t>Click on Actions for the OQ-Customer001.</w:t>
+              <w:t>Click on View icon</w:t>
+            </w:r>
+          </w:p>
+          <w:p>
+            <w:pPr>
+              <w:spacing w:before="120" w:after="120"/>
+              <w:rPr>
+                <w:rFonts w:ascii="Times New Roman" w:hAnsi="Times New Roman"/>
+              </w:rPr>
+            </w:pPr>
+            <w:r>
+              <w:rPr>
+                <w:rFonts w:ascii="Times New Roman" w:hAnsi="Times New Roman"/>
+              </w:rPr>
+              <w:t>Click on Back button</w:t>
             </w:r>
           </w:p>
         </w:tc>
@@ -5996,7 +6050,7 @@
               <w:rPr>
                 <w:rFonts w:ascii="Times New Roman" w:hAnsi="Times New Roman"/>
               </w:rPr>
-              <w:t>Actions button should display:</w:t>
+              <w:t>View Customer page will be displayed</w:t>
             </w:r>
           </w:p>
           <w:p>
@@ -6013,47 +6067,7 @@
               <w:rPr>
                 <w:rFonts w:ascii="Times New Roman" w:hAnsi="Times New Roman"/>
               </w:rPr>
-              <w:t>1. View</w:t>
-            </w:r>
-          </w:p>
-          <w:p>
-            <w:pPr>
-              <w:tabs>
-                <w:tab w:val="left" w:pos="211"/>
-                <w:tab w:val="left" w:pos="720"/>
-              </w:tabs>
-              <w:suppressAutoHyphens/>
-              <w:spacing w:before="120" w:after="120"/>
-              <w:rPr>
-                <w:rFonts w:ascii="Times New Roman" w:hAnsi="Times New Roman"/>
-              </w:rPr>
-            </w:pPr>
-            <w:r>
-              <w:rPr>
-                <w:rFonts w:ascii="Times New Roman" w:hAnsi="Times New Roman"/>
-              </w:rPr>
-              <w:t>2. Review</w:t>
-            </w:r>
-          </w:p>
-          <w:p>
-            <w:pPr>
-              <w:tabs>
-                <w:tab w:val="left" w:pos="211"/>
-                <w:tab w:val="left" w:pos="720"/>
-              </w:tabs>
-              <w:suppressAutoHyphens/>
-              <w:spacing w:before="120" w:after="120"/>
-              <w:rPr>
-                <w:rFonts w:hint="default" w:ascii="Times New Roman" w:hAnsi="Times New Roman"/>
-                <w:lang w:val="en-US"/>
-              </w:rPr>
-            </w:pPr>
-            <w:r>
-              <w:rPr>
-                <w:rFonts w:hint="default" w:ascii="Times New Roman" w:hAnsi="Times New Roman"/>
-                <w:lang w:val="en-US"/>
-              </w:rPr>
-              <w:t>3. Return</w:t>
+              <w:t>The page will be redirected to the Customer List</w:t>
             </w:r>
           </w:p>
         </w:tc>
@@ -6081,13 +6095,6 @@
                 <w:bCs/>
               </w:rPr>
             </w:pPr>
-            <w:r>
-              <w:rPr>
-                <w:rFonts w:ascii="Times New Roman" w:hAnsi="Times New Roman"/>
-                <w:bCs/>
-              </w:rPr>
-              <w:t>□Pass □Fail</w:t>
-            </w:r>
           </w:p>
         </w:tc>
         <w:tc>
@@ -6173,7 +6180,20 @@
               <w:rPr>
                 <w:rFonts w:ascii="Times New Roman" w:hAnsi="Times New Roman"/>
               </w:rPr>
-              <w:t>Click on View icon</w:t>
+              <w:t>Click on Re</w:t>
+            </w:r>
+            <w:r>
+              <w:rPr>
+                <w:rFonts w:hint="default" w:ascii="Times New Roman" w:hAnsi="Times New Roman"/>
+                <w:lang w:val="en-US"/>
+              </w:rPr>
+              <w:t xml:space="preserve">turn </w:t>
+            </w:r>
+            <w:r>
+              <w:rPr>
+                <w:rFonts w:ascii="Times New Roman" w:hAnsi="Times New Roman"/>
+              </w:rPr>
+              <w:t>Button.</w:t>
             </w:r>
           </w:p>
           <w:p>
@@ -6187,7 +6207,20 @@
               <w:rPr>
                 <w:rFonts w:ascii="Times New Roman" w:hAnsi="Times New Roman"/>
               </w:rPr>
-              <w:t>Click on Back button</w:t>
+              <w:t xml:space="preserve">Enter reason for return as “Remove ‘-’and click into </w:t>
+            </w:r>
+            <w:r>
+              <w:rPr>
+                <w:rFonts w:hint="default" w:ascii="Times New Roman" w:hAnsi="Times New Roman"/>
+                <w:lang w:val="en-US"/>
+              </w:rPr>
+              <w:t xml:space="preserve">submit </w:t>
+            </w:r>
+            <w:r>
+              <w:rPr>
+                <w:rFonts w:ascii="Times New Roman" w:hAnsi="Times New Roman"/>
+              </w:rPr>
+              <w:t>button.</w:t>
             </w:r>
           </w:p>
         </w:tc>
@@ -6202,31 +6235,47 @@
               </w:tabs>
               <w:spacing w:before="120" w:after="120" w:line="276" w:lineRule="auto"/>
               <w:rPr>
-                <w:rFonts w:ascii="Times New Roman" w:hAnsi="Times New Roman"/>
-              </w:rPr>
-            </w:pPr>
-            <w:r>
-              <w:rPr>
-                <w:rFonts w:ascii="Times New Roman" w:hAnsi="Times New Roman"/>
-              </w:rPr>
-              <w:t>View Customer page will be displayed</w:t>
+                <w:rFonts w:hint="default" w:ascii="Times New Roman" w:hAnsi="Times New Roman"/>
+                <w:lang w:val="en-US"/>
+              </w:rPr>
+            </w:pPr>
+            <w:r>
+              <w:rPr>
+                <w:rFonts w:hint="default" w:ascii="Times New Roman" w:hAnsi="Times New Roman"/>
+                <w:lang w:val="en-US"/>
+              </w:rPr>
+              <w:t xml:space="preserve">Customer Return pop up </w:t>
+            </w:r>
+            <w:r>
+              <w:rPr>
+                <w:rFonts w:ascii="Times New Roman" w:hAnsi="Times New Roman"/>
+              </w:rPr>
+              <w:t xml:space="preserve"> will be displayed with Re</w:t>
+            </w:r>
+            <w:r>
+              <w:rPr>
+                <w:rFonts w:hint="default" w:ascii="Times New Roman" w:hAnsi="Times New Roman"/>
+                <w:lang w:val="en-US"/>
+              </w:rPr>
+              <w:t>marks and Submit button</w:t>
             </w:r>
           </w:p>
           <w:p>
             <w:pPr>
               <w:tabs>
-                <w:tab w:val="left" w:pos="316"/>
+                <w:tab w:val="left" w:pos="211"/>
               </w:tabs>
-              <w:spacing w:before="120" w:after="120" w:line="276" w:lineRule="auto"/>
-              <w:rPr>
-                <w:rFonts w:ascii="Times New Roman" w:hAnsi="Times New Roman"/>
-              </w:rPr>
-            </w:pPr>
-            <w:r>
-              <w:rPr>
-                <w:rFonts w:ascii="Times New Roman" w:hAnsi="Times New Roman"/>
-              </w:rPr>
-              <w:t>The page will be redirected to the Customer List</w:t>
+              <w:suppressAutoHyphens/>
+              <w:spacing w:before="120" w:after="120"/>
+              <w:rPr>
+                <w:rFonts w:ascii="Times New Roman" w:hAnsi="Times New Roman"/>
+              </w:rPr>
+            </w:pPr>
+            <w:r>
+              <w:rPr>
+                <w:rFonts w:ascii="Times New Roman" w:hAnsi="Times New Roman"/>
+              </w:rPr>
+              <w:t>a. After return Success message should be displayed with “Customer Returned Successfully” and status will change to returned by reviewer.</w:t>
             </w:r>
           </w:p>
         </w:tc>
@@ -6254,6 +6303,13 @@
                 <w:bCs/>
               </w:rPr>
             </w:pPr>
+            <w:r>
+              <w:rPr>
+                <w:rFonts w:ascii="Times New Roman" w:hAnsi="Times New Roman"/>
+                <w:bCs/>
+              </w:rPr>
+              <w:t>□Pass □Fail</w:t>
+            </w:r>
           </w:p>
         </w:tc>
         <w:tc>
@@ -6338,48 +6394,23 @@
             <w:r>
               <w:rPr>
                 <w:rFonts w:ascii="Times New Roman" w:hAnsi="Times New Roman"/>
-              </w:rPr>
-              <w:t>Click on Re</w:t>
-            </w:r>
-            <w:r>
-              <w:rPr>
-                <w:rFonts w:hint="default" w:ascii="Times New Roman" w:hAnsi="Times New Roman"/>
-                <w:lang w:val="en-US"/>
-              </w:rPr>
-              <w:t xml:space="preserve">turn </w:t>
-            </w:r>
-            <w:r>
-              <w:rPr>
-                <w:rFonts w:ascii="Times New Roman" w:hAnsi="Times New Roman"/>
-              </w:rPr>
-              <w:t>Button.</w:t>
-            </w:r>
-          </w:p>
-          <w:p>
-            <w:pPr>
-              <w:spacing w:before="120" w:after="120"/>
-              <w:rPr>
-                <w:rFonts w:ascii="Times New Roman" w:hAnsi="Times New Roman"/>
-              </w:rPr>
-            </w:pPr>
-            <w:r>
-              <w:rPr>
-                <w:rFonts w:ascii="Times New Roman" w:hAnsi="Times New Roman"/>
-              </w:rPr>
-              <w:t xml:space="preserve">Enter reason for return as “Remove ‘-’and click into </w:t>
-            </w:r>
-            <w:r>
-              <w:rPr>
-                <w:rFonts w:hint="default" w:ascii="Times New Roman" w:hAnsi="Times New Roman"/>
-                <w:lang w:val="en-US"/>
-              </w:rPr>
-              <w:t xml:space="preserve">submit </w:t>
-            </w:r>
-            <w:r>
-              <w:rPr>
-                <w:rFonts w:ascii="Times New Roman" w:hAnsi="Times New Roman"/>
-              </w:rPr>
-              <w:t>button.</w:t>
+                <w:bCs/>
+              </w:rPr>
+              <w:t>Login as oqmi role user</w:t>
+            </w:r>
+            <w:r>
+              <w:rPr>
+                <w:rFonts w:ascii="Times New Roman" w:hAnsi="Times New Roman"/>
+                <w:b/>
+              </w:rPr>
+              <w:t xml:space="preserve"> </w:t>
+            </w:r>
+            <w:r>
+              <w:rPr>
+                <w:rFonts w:ascii="Times New Roman" w:hAnsi="Times New Roman"/>
+                <w:bCs/>
+              </w:rPr>
+              <w:t>&amp; click actions for the OQ-Customer001.</w:t>
             </w:r>
           </w:p>
         </w:tc>
@@ -6387,38 +6418,6 @@
           <w:tcPr>
             <w:tcW w:w="3060" w:type="dxa"/>
           </w:tcPr>
-          <w:p>
-            <w:pPr>
-              <w:tabs>
-                <w:tab w:val="left" w:pos="316"/>
-              </w:tabs>
-              <w:spacing w:before="120" w:after="120" w:line="276" w:lineRule="auto"/>
-              <w:rPr>
-                <w:rFonts w:hint="default" w:ascii="Times New Roman" w:hAnsi="Times New Roman"/>
-                <w:lang w:val="en-US"/>
-              </w:rPr>
-            </w:pPr>
-            <w:r>
-              <w:rPr>
-                <w:rFonts w:hint="default" w:ascii="Times New Roman" w:hAnsi="Times New Roman"/>
-                <w:lang w:val="en-US"/>
-              </w:rPr>
-              <w:t xml:space="preserve">Customer Return pop up </w:t>
-            </w:r>
-            <w:r>
-              <w:rPr>
-                <w:rFonts w:ascii="Times New Roman" w:hAnsi="Times New Roman"/>
-              </w:rPr>
-              <w:t xml:space="preserve"> will be displayed with Re</w:t>
-            </w:r>
-            <w:r>
-              <w:rPr>
-                <w:rFonts w:hint="default" w:ascii="Times New Roman" w:hAnsi="Times New Roman"/>
-                <w:lang w:val="en-US"/>
-              </w:rPr>
-              <w:t>marks and Submit button</w:t>
-            </w:r>
-          </w:p>
           <w:p>
             <w:pPr>
               <w:tabs>
@@ -6434,7 +6433,7 @@
               <w:rPr>
                 <w:rFonts w:ascii="Times New Roman" w:hAnsi="Times New Roman"/>
               </w:rPr>
-              <w:t>a. After return Success message should be displayed with “Customer Returned Successfully” and status will change to returned by reviewer.</w:t>
+              <w:t>Edit button should display.</w:t>
             </w:r>
           </w:p>
         </w:tc>
@@ -6553,23 +6552,29 @@
             <w:r>
               <w:rPr>
                 <w:rFonts w:ascii="Times New Roman" w:hAnsi="Times New Roman"/>
-                <w:bCs/>
-              </w:rPr>
-              <w:t>Login as oqmi role user</w:t>
-            </w:r>
-            <w:r>
-              <w:rPr>
-                <w:rFonts w:ascii="Times New Roman" w:hAnsi="Times New Roman"/>
-                <w:b/>
-              </w:rPr>
-              <w:t xml:space="preserve"> </w:t>
-            </w:r>
-            <w:r>
-              <w:rPr>
-                <w:rFonts w:ascii="Times New Roman" w:hAnsi="Times New Roman"/>
-                <w:bCs/>
-              </w:rPr>
-              <w:t>&amp; click actions for the OQ-Customer001.</w:t>
+              </w:rPr>
+              <w:t>Click on Edit button</w:t>
+            </w:r>
+          </w:p>
+          <w:p>
+            <w:pPr>
+              <w:rPr>
+                <w:rFonts w:ascii="Times New Roman" w:hAnsi="Times New Roman"/>
+              </w:rPr>
+            </w:pPr>
+          </w:p>
+          <w:p>
+            <w:pPr>
+              <w:spacing w:before="120" w:after="120"/>
+              <w:rPr>
+                <w:rFonts w:ascii="Times New Roman" w:hAnsi="Times New Roman"/>
+              </w:rPr>
+            </w:pPr>
+            <w:r>
+              <w:rPr>
+                <w:rFonts w:ascii="Times New Roman" w:hAnsi="Times New Roman"/>
+              </w:rPr>
+              <w:t>Do modify and enter remarks with “-” removed &amp; click update button.</w:t>
             </w:r>
           </w:p>
         </w:tc>
@@ -6577,6 +6582,23 @@
           <w:tcPr>
             <w:tcW w:w="3060" w:type="dxa"/>
           </w:tcPr>
+          <w:p>
+            <w:pPr>
+              <w:tabs>
+                <w:tab w:val="left" w:pos="316"/>
+              </w:tabs>
+              <w:spacing w:before="120" w:after="120" w:line="276" w:lineRule="auto"/>
+              <w:rPr>
+                <w:rFonts w:ascii="Times New Roman" w:hAnsi="Times New Roman"/>
+              </w:rPr>
+            </w:pPr>
+            <w:r>
+              <w:rPr>
+                <w:rFonts w:ascii="Times New Roman" w:hAnsi="Times New Roman"/>
+              </w:rPr>
+              <w:t>Page should be redirected to Customer edit page.</w:t>
+            </w:r>
+          </w:p>
           <w:p>
             <w:pPr>
               <w:tabs>
@@ -6592,7 +6614,7 @@
               <w:rPr>
                 <w:rFonts w:ascii="Times New Roman" w:hAnsi="Times New Roman"/>
               </w:rPr>
-              <w:t>Edit button should display.</w:t>
+              <w:t>After Update Success message should be displayed with “Customer updated successfully” and status will change to draft.</w:t>
             </w:r>
           </w:p>
         </w:tc>
@@ -6690,51 +6712,93 @@
               <w:ind w:left="432" w:leftChars="0" w:hanging="432" w:firstLineChars="0"/>
               <w:jc w:val="both"/>
               <w:rPr>
+                <w:rFonts w:ascii="Times New Roman" w:hAnsi="Times New Roman"/>
+                <w:bCs/>
+              </w:rPr>
+            </w:pPr>
+          </w:p>
+        </w:tc>
+        <w:tc>
+          <w:tcPr>
+            <w:tcW w:w="2250" w:type="dxa"/>
+          </w:tcPr>
+          <w:p>
+            <w:pPr>
+              <w:spacing w:before="120" w:after="120"/>
+              <w:rPr>
+                <w:rFonts w:ascii="Times New Roman" w:hAnsi="Times New Roman"/>
+              </w:rPr>
+            </w:pPr>
+            <w:r>
+              <w:rPr>
+                <w:rFonts w:ascii="Times New Roman" w:hAnsi="Times New Roman"/>
+                <w:bCs/>
+              </w:rPr>
+              <w:t>Login as oqmr role user</w:t>
+            </w:r>
+            <w:r>
+              <w:rPr>
+                <w:rFonts w:ascii="Times New Roman" w:hAnsi="Times New Roman"/>
+                <w:b/>
+              </w:rPr>
+              <w:t xml:space="preserve"> </w:t>
+            </w:r>
+            <w:r>
+              <w:rPr>
+                <w:rFonts w:ascii="Times New Roman" w:hAnsi="Times New Roman"/>
+                <w:bCs/>
+              </w:rPr>
+              <w:t>&amp; click actions for the OQCustomer001.</w:t>
+            </w:r>
+          </w:p>
+          <w:p>
+            <w:pPr>
+              <w:spacing w:before="120" w:after="120"/>
+              <w:rPr>
+                <w:rFonts w:ascii="Times New Roman" w:hAnsi="Times New Roman"/>
+              </w:rPr>
+            </w:pPr>
+            <w:r>
+              <w:rPr>
+                <w:rFonts w:ascii="Times New Roman" w:hAnsi="Times New Roman"/>
+              </w:rPr>
+              <w:t>Click on Review button.</w:t>
+            </w:r>
+          </w:p>
+          <w:p>
+            <w:pPr>
+              <w:spacing w:before="120" w:after="120"/>
+              <w:rPr>
+                <w:rFonts w:ascii="Times New Roman" w:hAnsi="Times New Roman"/>
+              </w:rPr>
+            </w:pPr>
+            <w:r>
+              <w:rPr>
+                <w:rFonts w:ascii="Times New Roman" w:hAnsi="Times New Roman"/>
+              </w:rPr>
+              <w:t xml:space="preserve"> a. Enter remarks and click into </w:t>
+            </w:r>
+            <w:r>
+              <w:rPr>
                 <w:rFonts w:hint="default" w:ascii="Times New Roman" w:hAnsi="Times New Roman"/>
-                <w:bCs/>
                 <w:lang w:val="en-US"/>
               </w:rPr>
-            </w:pPr>
-          </w:p>
-        </w:tc>
-        <w:tc>
-          <w:tcPr>
-            <w:tcW w:w="2250" w:type="dxa"/>
-          </w:tcPr>
-          <w:p>
-            <w:pPr>
-              <w:spacing w:before="120" w:after="120"/>
-              <w:rPr>
-                <w:rFonts w:ascii="Times New Roman" w:hAnsi="Times New Roman"/>
-              </w:rPr>
-            </w:pPr>
-            <w:r>
-              <w:rPr>
-                <w:rFonts w:ascii="Times New Roman" w:hAnsi="Times New Roman"/>
-              </w:rPr>
-              <w:t>Click on Edit button</w:t>
-            </w:r>
-          </w:p>
-          <w:p>
-            <w:pPr>
-              <w:rPr>
-                <w:rFonts w:ascii="Times New Roman" w:hAnsi="Times New Roman"/>
-              </w:rPr>
-            </w:pPr>
-          </w:p>
-          <w:p>
-            <w:pPr>
-              <w:spacing w:before="120" w:after="120"/>
-              <w:rPr>
-                <w:rFonts w:ascii="Times New Roman" w:hAnsi="Times New Roman"/>
-              </w:rPr>
-            </w:pPr>
-            <w:r>
-              <w:rPr>
-                <w:rFonts w:ascii="Times New Roman" w:hAnsi="Times New Roman"/>
-              </w:rPr>
-              <w:t>Do modify and enter remarks with “-” removed &amp; click update button.</w:t>
-            </w:r>
+              <w:t xml:space="preserve">submit </w:t>
+            </w:r>
+            <w:r>
+              <w:rPr>
+                <w:rFonts w:ascii="Times New Roman" w:hAnsi="Times New Roman"/>
+              </w:rPr>
+              <w:t>button.</w:t>
+            </w:r>
+          </w:p>
+          <w:p>
+            <w:pPr>
+              <w:spacing w:before="120" w:after="120" w:line="276" w:lineRule="auto"/>
+              <w:rPr>
+                <w:rFonts w:ascii="Times New Roman" w:hAnsi="Times New Roman"/>
+              </w:rPr>
+            </w:pPr>
           </w:p>
         </w:tc>
         <w:tc>
@@ -6748,32 +6812,63 @@
               </w:tabs>
               <w:spacing w:before="120" w:after="120" w:line="276" w:lineRule="auto"/>
               <w:rPr>
-                <w:rFonts w:ascii="Times New Roman" w:hAnsi="Times New Roman"/>
-              </w:rPr>
-            </w:pPr>
-            <w:r>
-              <w:rPr>
-                <w:rFonts w:ascii="Times New Roman" w:hAnsi="Times New Roman"/>
-              </w:rPr>
-              <w:t>Page should be redirected to Customer edit page.</w:t>
+                <w:rFonts w:hint="default" w:ascii="Times New Roman" w:hAnsi="Times New Roman"/>
+                <w:lang w:val="en-US"/>
+              </w:rPr>
+            </w:pPr>
+            <w:r>
+              <w:rPr>
+                <w:rFonts w:hint="default" w:ascii="Times New Roman" w:hAnsi="Times New Roman"/>
+                <w:lang w:val="en-US"/>
+              </w:rPr>
+              <w:t xml:space="preserve">Customer Review pop up </w:t>
+            </w:r>
+            <w:r>
+              <w:rPr>
+                <w:rFonts w:ascii="Times New Roman" w:hAnsi="Times New Roman"/>
+              </w:rPr>
+              <w:t xml:space="preserve"> will be displayed with Re</w:t>
+            </w:r>
+            <w:r>
+              <w:rPr>
+                <w:rFonts w:hint="default" w:ascii="Times New Roman" w:hAnsi="Times New Roman"/>
+                <w:lang w:val="en-US"/>
+              </w:rPr>
+              <w:t>marks and Submit button</w:t>
             </w:r>
           </w:p>
           <w:p>
             <w:pPr>
               <w:tabs>
-                <w:tab w:val="left" w:pos="211"/>
+                <w:tab w:val="left" w:pos="316"/>
               </w:tabs>
-              <w:suppressAutoHyphens/>
-              <w:spacing w:before="120" w:after="120"/>
-              <w:rPr>
-                <w:rFonts w:ascii="Times New Roman" w:hAnsi="Times New Roman"/>
-              </w:rPr>
-            </w:pPr>
-            <w:r>
-              <w:rPr>
-                <w:rFonts w:ascii="Times New Roman" w:hAnsi="Times New Roman"/>
-              </w:rPr>
-              <w:t>After Update Success message should be displayed with “Customer updated successfully” and status will change to draft.</w:t>
+              <w:spacing w:before="120" w:after="120" w:line="276" w:lineRule="auto"/>
+              <w:rPr>
+                <w:rFonts w:ascii="Times New Roman" w:hAnsi="Times New Roman"/>
+              </w:rPr>
+            </w:pPr>
+            <w:r>
+              <w:rPr>
+                <w:rFonts w:ascii="Times New Roman" w:hAnsi="Times New Roman"/>
+              </w:rPr>
+              <w:t xml:space="preserve"> </w:t>
+            </w:r>
+          </w:p>
+          <w:p>
+            <w:pPr>
+              <w:tabs>
+                <w:tab w:val="left" w:pos="316"/>
+              </w:tabs>
+              <w:spacing w:before="120" w:after="120" w:line="276" w:lineRule="auto"/>
+              <w:rPr>
+                <w:rFonts w:ascii="Times New Roman" w:hAnsi="Times New Roman"/>
+              </w:rPr>
+            </w:pPr>
+            <w:r>
+              <w:rPr>
+                <w:rFonts w:ascii="Times New Roman" w:hAnsi="Times New Roman"/>
+              </w:rPr>
+              <w:t>a. Success message should be displayed with “Customer Reviewed successfully” and status will change to reviewed.</w:t>
             </w:r>
           </w:p>
         </w:tc>
@@ -6893,21 +6988,35 @@
                 <w:rFonts w:ascii="Times New Roman" w:hAnsi="Times New Roman"/>
                 <w:bCs/>
               </w:rPr>
-              <w:t>Login as oqmr role user</w:t>
-            </w:r>
-            <w:r>
-              <w:rPr>
-                <w:rFonts w:ascii="Times New Roman" w:hAnsi="Times New Roman"/>
-                <w:b/>
+              <w:t>Login as “oqma” user</w:t>
+            </w:r>
+            <w:r>
+              <w:rPr>
+                <w:rFonts w:ascii="Times New Roman" w:hAnsi="Times New Roman"/>
+                <w:bCs/>
+                <w:lang w:val="en-IN"/>
               </w:rPr>
               <w:t xml:space="preserve"> </w:t>
             </w:r>
             <w:r>
               <w:rPr>
                 <w:rFonts w:ascii="Times New Roman" w:hAnsi="Times New Roman"/>
-                <w:bCs/>
-              </w:rPr>
-              <w:t>&amp; click actions for the OQCustomer001.</w:t>
+              </w:rPr>
+              <w:t xml:space="preserve">Select Customers Master Menu </w:t>
+            </w:r>
+            <w:r>
+              <w:rPr>
+                <w:rFonts w:ascii="Times New Roman" w:hAnsi="Times New Roman"/>
+                <w:bCs/>
+                <w:lang w:val="en-IN"/>
+              </w:rPr>
+              <w:t>Click</w:t>
+            </w:r>
+            <w:r>
+              <w:rPr>
+                <w:rFonts w:ascii="Times New Roman" w:hAnsi="Times New Roman"/>
+              </w:rPr>
+              <w:t xml:space="preserve"> on Actions for the OQProduct001.</w:t>
             </w:r>
           </w:p>
         </w:tc>
@@ -6929,7 +7038,7 @@
               <w:rPr>
                 <w:rFonts w:ascii="Times New Roman" w:hAnsi="Times New Roman"/>
               </w:rPr>
-              <w:t>Actions button should display with</w:t>
+              <w:t>Actions button should display:</w:t>
             </w:r>
           </w:p>
           <w:p>
@@ -6940,28 +7049,19 @@
               <w:spacing w:before="120" w:after="120" w:line="276" w:lineRule="auto"/>
               <w:rPr>
                 <w:rFonts w:ascii="Times New Roman" w:hAnsi="Times New Roman"/>
-                <w:lang w:val="en-IN"/>
-              </w:rPr>
-            </w:pPr>
-            <w:r>
-              <w:rPr>
-                <w:rFonts w:ascii="Times New Roman" w:hAnsi="Times New Roman"/>
-              </w:rPr>
-              <w:t xml:space="preserve">1. </w:t>
-            </w:r>
-            <w:r>
-              <w:rPr>
-                <w:rFonts w:ascii="Times New Roman" w:hAnsi="Times New Roman"/>
-                <w:lang w:val="en-IN"/>
-              </w:rPr>
-              <w:t>View</w:t>
+              </w:rPr>
+            </w:pPr>
+            <w:r>
+              <w:rPr>
+                <w:rFonts w:ascii="Times New Roman" w:hAnsi="Times New Roman"/>
+              </w:rPr>
+              <w:t>1. View</w:t>
             </w:r>
           </w:p>
           <w:p>
             <w:pPr>
               <w:tabs>
                 <w:tab w:val="left" w:pos="211"/>
-                <w:tab w:val="left" w:pos="720"/>
               </w:tabs>
               <w:suppressAutoHyphens/>
               <w:spacing w:before="120" w:after="120"/>
@@ -6973,14 +7073,13 @@
               <w:rPr>
                 <w:rFonts w:ascii="Times New Roman" w:hAnsi="Times New Roman"/>
               </w:rPr>
-              <w:t>2. Review</w:t>
+              <w:t>2. Approve</w:t>
             </w:r>
           </w:p>
           <w:p>
             <w:pPr>
               <w:tabs>
                 <w:tab w:val="left" w:pos="211"/>
-                <w:tab w:val="left" w:pos="720"/>
               </w:tabs>
               <w:suppressAutoHyphens/>
               <w:spacing w:before="120" w:after="120"/>
@@ -7113,43 +7212,35 @@
               <w:rPr>
                 <w:rFonts w:ascii="Times New Roman" w:hAnsi="Times New Roman"/>
               </w:rPr>
-              <w:t>Click on Review button.</w:t>
-            </w:r>
-          </w:p>
-          <w:p>
-            <w:pPr>
-              <w:spacing w:before="120" w:after="120"/>
-              <w:rPr>
-                <w:rFonts w:ascii="Times New Roman" w:hAnsi="Times New Roman"/>
-              </w:rPr>
-            </w:pPr>
-            <w:r>
-              <w:rPr>
-                <w:rFonts w:ascii="Times New Roman" w:hAnsi="Times New Roman"/>
-              </w:rPr>
-              <w:t xml:space="preserve"> a. Enter remarks and click into </w:t>
+              <w:t xml:space="preserve">Click on </w:t>
             </w:r>
             <w:r>
               <w:rPr>
                 <w:rFonts w:hint="default" w:ascii="Times New Roman" w:hAnsi="Times New Roman"/>
                 <w:lang w:val="en-US"/>
               </w:rPr>
-              <w:t xml:space="preserve">submit </w:t>
-            </w:r>
-            <w:r>
-              <w:rPr>
-                <w:rFonts w:ascii="Times New Roman" w:hAnsi="Times New Roman"/>
-              </w:rPr>
-              <w:t>button.</w:t>
-            </w:r>
-          </w:p>
-          <w:p>
-            <w:pPr>
-              <w:spacing w:before="120" w:after="120" w:line="276" w:lineRule="auto"/>
-              <w:rPr>
-                <w:rFonts w:ascii="Times New Roman" w:hAnsi="Times New Roman"/>
-              </w:rPr>
-            </w:pPr>
+              <w:t xml:space="preserve">Return </w:t>
+            </w:r>
+            <w:r>
+              <w:rPr>
+                <w:rFonts w:ascii="Times New Roman" w:hAnsi="Times New Roman"/>
+              </w:rPr>
+              <w:t>Button.</w:t>
+            </w:r>
+          </w:p>
+          <w:p>
+            <w:pPr>
+              <w:spacing w:before="120" w:after="120"/>
+              <w:rPr>
+                <w:rFonts w:ascii="Times New Roman" w:hAnsi="Times New Roman"/>
+              </w:rPr>
+            </w:pPr>
+            <w:r>
+              <w:rPr>
+                <w:rFonts w:ascii="Times New Roman" w:hAnsi="Times New Roman"/>
+              </w:rPr>
+              <w:t>Enter reason for return as “Return’ and click into return button.</w:t>
+            </w:r>
           </w:p>
         </w:tc>
         <w:tc>
@@ -7172,7 +7263,7 @@
                 <w:rFonts w:hint="default" w:ascii="Times New Roman" w:hAnsi="Times New Roman"/>
                 <w:lang w:val="en-US"/>
               </w:rPr>
-              <w:t xml:space="preserve">Customer Review pop up </w:t>
+              <w:t xml:space="preserve">Customer Return pop up </w:t>
             </w:r>
             <w:r>
               <w:rPr>
@@ -7191,35 +7282,19 @@
           <w:p>
             <w:pPr>
               <w:tabs>
-                <w:tab w:val="left" w:pos="316"/>
+                <w:tab w:val="left" w:pos="211"/>
               </w:tabs>
-              <w:spacing w:before="120" w:after="120" w:line="276" w:lineRule="auto"/>
-              <w:rPr>
-                <w:rFonts w:ascii="Times New Roman" w:hAnsi="Times New Roman"/>
-              </w:rPr>
-            </w:pPr>
-            <w:r>
-              <w:rPr>
-                <w:rFonts w:ascii="Times New Roman" w:hAnsi="Times New Roman"/>
-              </w:rPr>
-              <w:t xml:space="preserve"> </w:t>
-            </w:r>
-          </w:p>
-          <w:p>
-            <w:pPr>
-              <w:tabs>
-                <w:tab w:val="left" w:pos="316"/>
-              </w:tabs>
-              <w:spacing w:before="120" w:after="120" w:line="276" w:lineRule="auto"/>
-              <w:rPr>
-                <w:rFonts w:ascii="Times New Roman" w:hAnsi="Times New Roman"/>
-              </w:rPr>
-            </w:pPr>
-            <w:r>
-              <w:rPr>
-                <w:rFonts w:ascii="Times New Roman" w:hAnsi="Times New Roman"/>
-              </w:rPr>
-              <w:t>a. Success message should be displayed with “Customer Reviewed successfully” and status will change to reviewed.</w:t>
+              <w:suppressAutoHyphens/>
+              <w:spacing w:before="120" w:after="120"/>
+              <w:rPr>
+                <w:rFonts w:ascii="Times New Roman" w:hAnsi="Times New Roman"/>
+              </w:rPr>
+            </w:pPr>
+            <w:r>
+              <w:rPr>
+                <w:rFonts w:ascii="Times New Roman" w:hAnsi="Times New Roman"/>
+              </w:rPr>
+              <w:t>After return Success message should be displayed with “Customer Returned Successfully” and status will change to returned by approver.</w:t>
             </w:r>
           </w:p>
         </w:tc>
@@ -7339,35 +7414,7 @@
                 <w:rFonts w:ascii="Times New Roman" w:hAnsi="Times New Roman"/>
                 <w:bCs/>
               </w:rPr>
-              <w:t>Login as “oqma” user</w:t>
-            </w:r>
-            <w:r>
-              <w:rPr>
-                <w:rFonts w:ascii="Times New Roman" w:hAnsi="Times New Roman"/>
-                <w:bCs/>
-                <w:lang w:val="en-IN"/>
-              </w:rPr>
-              <w:t xml:space="preserve"> </w:t>
-            </w:r>
-            <w:r>
-              <w:rPr>
-                <w:rFonts w:ascii="Times New Roman" w:hAnsi="Times New Roman"/>
-              </w:rPr>
-              <w:t xml:space="preserve">Select Customers Master Menu </w:t>
-            </w:r>
-            <w:r>
-              <w:rPr>
-                <w:rFonts w:ascii="Times New Roman" w:hAnsi="Times New Roman"/>
-                <w:bCs/>
-                <w:lang w:val="en-IN"/>
-              </w:rPr>
-              <w:t>Click</w:t>
-            </w:r>
-            <w:r>
-              <w:rPr>
-                <w:rFonts w:ascii="Times New Roman" w:hAnsi="Times New Roman"/>
-              </w:rPr>
-              <w:t xml:space="preserve"> on Actions for the OQProduct001.</w:t>
+              <w:t>Now login with ‘oqmi’ and ‘oqmr’ and make edit and review process completed respectively.</w:t>
             </w:r>
           </w:p>
         </w:tc>
@@ -7375,40 +7422,6 @@
           <w:tcPr>
             <w:tcW w:w="3060" w:type="dxa"/>
           </w:tcPr>
-          <w:p>
-            <w:pPr>
-              <w:tabs>
-                <w:tab w:val="left" w:pos="316"/>
-              </w:tabs>
-              <w:spacing w:before="120" w:after="120" w:line="276" w:lineRule="auto"/>
-              <w:rPr>
-                <w:rFonts w:ascii="Times New Roman" w:hAnsi="Times New Roman"/>
-              </w:rPr>
-            </w:pPr>
-            <w:r>
-              <w:rPr>
-                <w:rFonts w:ascii="Times New Roman" w:hAnsi="Times New Roman"/>
-              </w:rPr>
-              <w:t>Actions button should display:</w:t>
-            </w:r>
-          </w:p>
-          <w:p>
-            <w:pPr>
-              <w:tabs>
-                <w:tab w:val="left" w:pos="316"/>
-              </w:tabs>
-              <w:spacing w:before="120" w:after="120" w:line="276" w:lineRule="auto"/>
-              <w:rPr>
-                <w:rFonts w:ascii="Times New Roman" w:hAnsi="Times New Roman"/>
-              </w:rPr>
-            </w:pPr>
-            <w:r>
-              <w:rPr>
-                <w:rFonts w:ascii="Times New Roman" w:hAnsi="Times New Roman"/>
-              </w:rPr>
-              <w:t>1. View</w:t>
-            </w:r>
-          </w:p>
           <w:p>
             <w:pPr>
               <w:tabs>
@@ -7424,7 +7437,7 @@
               <w:rPr>
                 <w:rFonts w:ascii="Times New Roman" w:hAnsi="Times New Roman"/>
               </w:rPr>
-              <w:t>2. Approve</w:t>
+              <w:t>Edit option should work for oqmasterinitiator and status should be changed to ‘Draft’</w:t>
             </w:r>
           </w:p>
           <w:p>
@@ -7435,16 +7448,14 @@
               <w:suppressAutoHyphens/>
               <w:spacing w:before="120" w:after="120"/>
               <w:rPr>
-                <w:rFonts w:hint="default" w:ascii="Times New Roman" w:hAnsi="Times New Roman"/>
-                <w:lang w:val="en-US"/>
-              </w:rPr>
-            </w:pPr>
-            <w:r>
-              <w:rPr>
-                <w:rFonts w:hint="default" w:ascii="Times New Roman" w:hAnsi="Times New Roman"/>
-                <w:lang w:val="en-US"/>
-              </w:rPr>
-              <w:t>3. Return</w:t>
+                <w:rFonts w:ascii="Times New Roman" w:hAnsi="Times New Roman"/>
+              </w:rPr>
+            </w:pPr>
+            <w:r>
+              <w:rPr>
+                <w:rFonts w:ascii="Times New Roman" w:hAnsi="Times New Roman"/>
+              </w:rPr>
+              <w:t>Review option should work for oqmasterreviewer and status should be changed to ‘Reviewed’</w:t>
             </w:r>
           </w:p>
         </w:tc>
@@ -7562,35 +7573,9 @@
             <w:r>
               <w:rPr>
                 <w:rFonts w:ascii="Times New Roman" w:hAnsi="Times New Roman"/>
-              </w:rPr>
-              <w:t xml:space="preserve">Click on </w:t>
-            </w:r>
-            <w:r>
-              <w:rPr>
-                <w:rFonts w:hint="default" w:ascii="Times New Roman" w:hAnsi="Times New Roman"/>
-                <w:lang w:val="en-US"/>
-              </w:rPr>
-              <w:t xml:space="preserve">Return </w:t>
-            </w:r>
-            <w:r>
-              <w:rPr>
-                <w:rFonts w:ascii="Times New Roman" w:hAnsi="Times New Roman"/>
-              </w:rPr>
-              <w:t>Button.</w:t>
-            </w:r>
-          </w:p>
-          <w:p>
-            <w:pPr>
-              <w:spacing w:before="120" w:after="120"/>
-              <w:rPr>
-                <w:rFonts w:ascii="Times New Roman" w:hAnsi="Times New Roman"/>
-              </w:rPr>
-            </w:pPr>
-            <w:r>
-              <w:rPr>
-                <w:rFonts w:ascii="Times New Roman" w:hAnsi="Times New Roman"/>
-              </w:rPr>
-              <w:t>Enter reason for return as “Return’ and click into return button.</w:t>
+                <w:bCs/>
+              </w:rPr>
+              <w:t>After successful review of Customer in customers list approve by logging into the ‘oqma’</w:t>
             </w:r>
           </w:p>
         </w:tc>
@@ -7598,38 +7583,6 @@
           <w:tcPr>
             <w:tcW w:w="3060" w:type="dxa"/>
           </w:tcPr>
-          <w:p>
-            <w:pPr>
-              <w:tabs>
-                <w:tab w:val="left" w:pos="316"/>
-              </w:tabs>
-              <w:spacing w:before="120" w:after="120" w:line="276" w:lineRule="auto"/>
-              <w:rPr>
-                <w:rFonts w:hint="default" w:ascii="Times New Roman" w:hAnsi="Times New Roman"/>
-                <w:lang w:val="en-US"/>
-              </w:rPr>
-            </w:pPr>
-            <w:r>
-              <w:rPr>
-                <w:rFonts w:hint="default" w:ascii="Times New Roman" w:hAnsi="Times New Roman"/>
-                <w:lang w:val="en-US"/>
-              </w:rPr>
-              <w:t xml:space="preserve">Customer Return pop up </w:t>
-            </w:r>
-            <w:r>
-              <w:rPr>
-                <w:rFonts w:ascii="Times New Roman" w:hAnsi="Times New Roman"/>
-              </w:rPr>
-              <w:t xml:space="preserve"> will be displayed with Re</w:t>
-            </w:r>
-            <w:r>
-              <w:rPr>
-                <w:rFonts w:hint="default" w:ascii="Times New Roman" w:hAnsi="Times New Roman"/>
-                <w:lang w:val="en-US"/>
-              </w:rPr>
-              <w:t>marks and Submit button</w:t>
-            </w:r>
-          </w:p>
           <w:p>
             <w:pPr>
               <w:tabs>
@@ -7645,7 +7598,20 @@
               <w:rPr>
                 <w:rFonts w:ascii="Times New Roman" w:hAnsi="Times New Roman"/>
               </w:rPr>
-              <w:t>After return Success message should be displayed with “Customer Returned Successfully” and status will change to returned by approver.</w:t>
+              <w:t xml:space="preserve">Click on Approve buttons in actions. In Approve Customer screen Enter remarks and click </w:t>
+            </w:r>
+            <w:r>
+              <w:rPr>
+                <w:rFonts w:hint="default" w:ascii="Times New Roman" w:hAnsi="Times New Roman"/>
+                <w:lang w:val="en-US"/>
+              </w:rPr>
+              <w:t xml:space="preserve">submit </w:t>
+            </w:r>
+            <w:r>
+              <w:rPr>
+                <w:rFonts w:ascii="Times New Roman" w:hAnsi="Times New Roman"/>
+              </w:rPr>
+              <w:t>button  and ‘Customer Successfully Created’ should be displayed and status should be ‘Active’.</w:t>
             </w:r>
           </w:p>
         </w:tc>
@@ -7763,9 +7729,21 @@
             <w:r>
               <w:rPr>
                 <w:rFonts w:ascii="Times New Roman" w:hAnsi="Times New Roman"/>
-                <w:bCs/>
-              </w:rPr>
-              <w:t>Now login with ‘oqmi’ and ‘oqmr’ and make edit and review process completed respectively.</w:t>
+              </w:rPr>
+              <w:t>Login as oqmi user</w:t>
+            </w:r>
+            <w:r>
+              <w:rPr>
+                <w:rFonts w:ascii="Times New Roman" w:hAnsi="Times New Roman"/>
+                <w:lang w:val="en-IN"/>
+              </w:rPr>
+              <w:t xml:space="preserve"> </w:t>
+            </w:r>
+            <w:r>
+              <w:rPr>
+                <w:rFonts w:ascii="Times New Roman" w:hAnsi="Times New Roman"/>
+              </w:rPr>
+              <w:t>Select Status ‘Active’ and click on Actions</w:t>
             </w:r>
           </w:p>
         </w:tc>
@@ -7776,37 +7754,18 @@
           <w:p>
             <w:pPr>
               <w:tabs>
-                <w:tab w:val="left" w:pos="211"/>
+                <w:tab w:val="left" w:pos="316"/>
               </w:tabs>
-              <w:suppressAutoHyphens/>
-              <w:spacing w:before="120" w:after="120"/>
-              <w:rPr>
-                <w:rFonts w:ascii="Times New Roman" w:hAnsi="Times New Roman"/>
-              </w:rPr>
-            </w:pPr>
-            <w:r>
-              <w:rPr>
-                <w:rFonts w:ascii="Times New Roman" w:hAnsi="Times New Roman"/>
-              </w:rPr>
-              <w:t>Edit option should work for oqmasterinitiator and status should be changed to ‘Draft’</w:t>
-            </w:r>
-          </w:p>
-          <w:p>
-            <w:pPr>
-              <w:tabs>
-                <w:tab w:val="left" w:pos="211"/>
-              </w:tabs>
-              <w:suppressAutoHyphens/>
-              <w:spacing w:before="120" w:after="120"/>
-              <w:rPr>
-                <w:rFonts w:ascii="Times New Roman" w:hAnsi="Times New Roman"/>
-              </w:rPr>
-            </w:pPr>
-            <w:r>
-              <w:rPr>
-                <w:rFonts w:ascii="Times New Roman" w:hAnsi="Times New Roman"/>
-              </w:rPr>
-              <w:t>Review option should work for oqmasterreviewer and status should be changed to ‘Reviewed’</w:t>
+              <w:spacing w:before="120" w:after="120" w:line="276" w:lineRule="auto"/>
+              <w:rPr>
+                <w:rFonts w:ascii="Times New Roman" w:hAnsi="Times New Roman"/>
+              </w:rPr>
+            </w:pPr>
+            <w:r>
+              <w:rPr>
+                <w:rFonts w:ascii="Times New Roman" w:hAnsi="Times New Roman"/>
+              </w:rPr>
+              <w:t>Inactive option should be appeared.</w:t>
             </w:r>
           </w:p>
         </w:tc>
@@ -7834,13 +7793,6 @@
                 <w:bCs/>
               </w:rPr>
             </w:pPr>
-            <w:r>
-              <w:rPr>
-                <w:rFonts w:ascii="Times New Roman" w:hAnsi="Times New Roman"/>
-                <w:bCs/>
-              </w:rPr>
-              <w:t>□Pass □Fail</w:t>
-            </w:r>
           </w:p>
         </w:tc>
         <w:tc>
@@ -7924,9 +7876,8 @@
             <w:r>
               <w:rPr>
                 <w:rFonts w:ascii="Times New Roman" w:hAnsi="Times New Roman"/>
-                <w:bCs/>
-              </w:rPr>
-              <w:t>After successful review of Customer in customers list approve by logging into the ‘oqma’</w:t>
+              </w:rPr>
+              <w:t>Select Inactive then enter remarks and click submit</w:t>
             </w:r>
           </w:p>
         </w:tc>
@@ -7937,32 +7888,18 @@
           <w:p>
             <w:pPr>
               <w:tabs>
-                <w:tab w:val="left" w:pos="211"/>
+                <w:tab w:val="left" w:pos="316"/>
               </w:tabs>
-              <w:suppressAutoHyphens/>
-              <w:spacing w:before="120" w:after="120"/>
-              <w:rPr>
-                <w:rFonts w:ascii="Times New Roman" w:hAnsi="Times New Roman"/>
-              </w:rPr>
-            </w:pPr>
-            <w:r>
-              <w:rPr>
-                <w:rFonts w:ascii="Times New Roman" w:hAnsi="Times New Roman"/>
-              </w:rPr>
-              <w:t xml:space="preserve">Click on Approve buttons in actions. In Approve Customer screen Enter remarks and click </w:t>
-            </w:r>
-            <w:r>
-              <w:rPr>
-                <w:rFonts w:hint="default" w:ascii="Times New Roman" w:hAnsi="Times New Roman"/>
-                <w:lang w:val="en-US"/>
-              </w:rPr>
-              <w:t xml:space="preserve">submit </w:t>
-            </w:r>
-            <w:r>
-              <w:rPr>
-                <w:rFonts w:ascii="Times New Roman" w:hAnsi="Times New Roman"/>
-              </w:rPr>
-              <w:t>button  and ‘Customer Successfully Created’ should be displayed and status should be ‘Active’.</w:t>
+              <w:spacing w:before="120" w:after="120" w:line="276" w:lineRule="auto"/>
+              <w:rPr>
+                <w:rFonts w:ascii="Times New Roman" w:hAnsi="Times New Roman"/>
+              </w:rPr>
+            </w:pPr>
+            <w:r>
+              <w:rPr>
+                <w:rFonts w:ascii="Times New Roman" w:hAnsi="Times New Roman"/>
+              </w:rPr>
+              <w:t>Status should be changed to ‘Inactive Request Initiated’.</w:t>
             </w:r>
           </w:p>
         </w:tc>
@@ -7990,13 +7927,6 @@
                 <w:bCs/>
               </w:rPr>
             </w:pPr>
-            <w:r>
-              <w:rPr>
-                <w:rFonts w:ascii="Times New Roman" w:hAnsi="Times New Roman"/>
-                <w:bCs/>
-              </w:rPr>
-              <w:t>□Pass □Fail</w:t>
-            </w:r>
           </w:p>
         </w:tc>
         <w:tc>
@@ -8075,26 +8005,14 @@
               <w:spacing w:before="120" w:after="120"/>
               <w:rPr>
                 <w:rFonts w:ascii="Times New Roman" w:hAnsi="Times New Roman"/>
-              </w:rPr>
-            </w:pPr>
-            <w:r>
-              <w:rPr>
-                <w:rFonts w:ascii="Times New Roman" w:hAnsi="Times New Roman"/>
-              </w:rPr>
-              <w:t>Login as oqmi user</w:t>
-            </w:r>
-            <w:r>
-              <w:rPr>
-                <w:rFonts w:ascii="Times New Roman" w:hAnsi="Times New Roman"/>
                 <w:lang w:val="en-IN"/>
               </w:rPr>
-              <w:t xml:space="preserve"> </w:t>
-            </w:r>
-            <w:r>
-              <w:rPr>
-                <w:rFonts w:ascii="Times New Roman" w:hAnsi="Times New Roman"/>
-              </w:rPr>
-              <w:t>Select Status ‘Active’ and click on Actions</w:t>
+            </w:pPr>
+            <w:r>
+              <w:rPr>
+                <w:rFonts w:ascii="Times New Roman" w:hAnsi="Times New Roman"/>
+              </w:rPr>
+              <w:t xml:space="preserve">Login with oqmr and click on actions </w:t>
             </w:r>
           </w:p>
         </w:tc>
@@ -8116,7 +8034,7 @@
               <w:rPr>
                 <w:rFonts w:ascii="Times New Roman" w:hAnsi="Times New Roman"/>
               </w:rPr>
-              <w:t>Inactive option should be appeared.</w:t>
+              <w:t>Review and Reject options should be appeared.</w:t>
             </w:r>
           </w:p>
         </w:tc>
@@ -8228,7 +8146,7 @@
               <w:rPr>
                 <w:rFonts w:ascii="Times New Roman" w:hAnsi="Times New Roman"/>
               </w:rPr>
-              <w:t>Select Inactive then enter remarks and click submit</w:t>
+              <w:t>Perform reject action</w:t>
             </w:r>
           </w:p>
         </w:tc>
@@ -8249,8 +8167,15 @@
             <w:r>
               <w:rPr>
                 <w:rFonts w:ascii="Times New Roman" w:hAnsi="Times New Roman"/>
-              </w:rPr>
-              <w:t>Status should be changed to ‘Inactive Request Initiated’.</w:t>
+                <w:lang w:val="en-IN"/>
+              </w:rPr>
+              <w:t>Customer</w:t>
+            </w:r>
+            <w:r>
+              <w:rPr>
+                <w:rFonts w:ascii="Times New Roman" w:hAnsi="Times New Roman"/>
+              </w:rPr>
+              <w:t xml:space="preserve"> status should be changed to Active</w:t>
             </w:r>
           </w:p>
         </w:tc>
@@ -8356,14 +8281,13 @@
               <w:spacing w:before="120" w:after="120"/>
               <w:rPr>
                 <w:rFonts w:ascii="Times New Roman" w:hAnsi="Times New Roman"/>
-                <w:lang w:val="en-IN"/>
-              </w:rPr>
-            </w:pPr>
-            <w:r>
-              <w:rPr>
-                <w:rFonts w:ascii="Times New Roman" w:hAnsi="Times New Roman"/>
-              </w:rPr>
-              <w:t xml:space="preserve">Login with oqmr and click on actions </w:t>
+              </w:rPr>
+            </w:pPr>
+            <w:r>
+              <w:rPr>
+                <w:rFonts w:ascii="Times New Roman" w:hAnsi="Times New Roman"/>
+              </w:rPr>
+              <w:t>Login with oqmi and again perform Inactive from actions</w:t>
             </w:r>
           </w:p>
         </w:tc>
@@ -8385,7 +8309,7 @@
               <w:rPr>
                 <w:rFonts w:ascii="Times New Roman" w:hAnsi="Times New Roman"/>
               </w:rPr>
-              <w:t>Review and Reject options should be appeared.</w:t>
+              <w:t>Status should be changed to ‘Inactive Request Initiated’.</w:t>
             </w:r>
           </w:p>
         </w:tc>
@@ -8497,7 +8421,7 @@
               <w:rPr>
                 <w:rFonts w:ascii="Times New Roman" w:hAnsi="Times New Roman"/>
               </w:rPr>
-              <w:t>Perform reject action</w:t>
+              <w:t>Login with oqmr and perform review action</w:t>
             </w:r>
           </w:p>
         </w:tc>
@@ -8518,15 +8442,24 @@
             <w:r>
               <w:rPr>
                 <w:rFonts w:ascii="Times New Roman" w:hAnsi="Times New Roman"/>
-                <w:lang w:val="en-IN"/>
-              </w:rPr>
-              <w:t>Customer</w:t>
-            </w:r>
-            <w:r>
-              <w:rPr>
-                <w:rFonts w:ascii="Times New Roman" w:hAnsi="Times New Roman"/>
-              </w:rPr>
-              <w:t xml:space="preserve"> status should be changed to Active</w:t>
+              </w:rPr>
+              <w:t xml:space="preserve">Status should be changed to </w:t>
+            </w:r>
+            <w:r>
+              <w:rPr>
+                <w:rFonts w:ascii="Roboto" w:hAnsi="Roboto"/>
+                <w:color w:val="626262"/>
+                <w:sz w:val="20"/>
+                <w:szCs w:val="20"/>
+                <w:shd w:val="clear" w:color="auto" w:fill="FFFFFF"/>
+              </w:rPr>
+              <w:t>‘</w:t>
+            </w:r>
+            <w:r>
+              <w:rPr>
+                <w:rFonts w:ascii="Times New Roman" w:hAnsi="Times New Roman"/>
+              </w:rPr>
+              <w:t>Inactive Request Reviewed’</w:t>
             </w:r>
           </w:p>
         </w:tc>
@@ -8629,6 +8562,32 @@
           </w:tcPr>
           <w:p>
             <w:pPr>
+              <w:spacing w:before="120" w:after="120" w:line="276" w:lineRule="auto"/>
+              <w:rPr>
+                <w:rFonts w:ascii="Times New Roman" w:hAnsi="Times New Roman"/>
+              </w:rPr>
+            </w:pPr>
+            <w:r>
+              <w:rPr>
+                <w:rFonts w:ascii="Times New Roman" w:hAnsi="Times New Roman"/>
+              </w:rPr>
+              <w:t>Repeat the Reject action from user oqma</w:t>
+            </w:r>
+            <w:r>
+              <w:rPr>
+                <w:rFonts w:ascii="Times New Roman" w:hAnsi="Times New Roman"/>
+              </w:rPr>
+              <w:br w:type="textWrapping"/>
+            </w:r>
+            <w:r>
+              <w:rPr>
+                <w:rFonts w:ascii="Times New Roman" w:hAnsi="Times New Roman"/>
+              </w:rPr>
+              <w:t>(Refer ‘a’ in the Expected Result).</w:t>
+            </w:r>
+          </w:p>
+          <w:p>
+            <w:pPr>
               <w:spacing w:before="120" w:after="120"/>
               <w:rPr>
                 <w:rFonts w:ascii="Times New Roman" w:hAnsi="Times New Roman"/>
@@ -8638,7 +8597,77 @@
               <w:rPr>
                 <w:rFonts w:ascii="Times New Roman" w:hAnsi="Times New Roman"/>
               </w:rPr>
-              <w:t>Login with oqmi and again perform Inactive from actions</w:t>
+              <w:t>Select Active  and Click Inactive in actions from oqmi</w:t>
+            </w:r>
+          </w:p>
+          <w:p>
+            <w:pPr>
+              <w:spacing w:before="120" w:after="120" w:line="276" w:lineRule="auto"/>
+              <w:rPr>
+                <w:rFonts w:ascii="Times New Roman" w:hAnsi="Times New Roman"/>
+              </w:rPr>
+            </w:pPr>
+            <w:r>
+              <w:rPr>
+                <w:rFonts w:ascii="Times New Roman" w:hAnsi="Times New Roman"/>
+              </w:rPr>
+              <w:t>(Refer ‘b’ in the Expected Result).</w:t>
+            </w:r>
+          </w:p>
+          <w:p>
+            <w:pPr>
+              <w:spacing w:before="120" w:after="120" w:line="276" w:lineRule="auto"/>
+              <w:rPr>
+                <w:rFonts w:ascii="Times New Roman" w:hAnsi="Times New Roman"/>
+              </w:rPr>
+            </w:pPr>
+            <w:r>
+              <w:rPr>
+                <w:rFonts w:ascii="Times New Roman" w:hAnsi="Times New Roman"/>
+              </w:rPr>
+              <w:t>Select ‘Inactive Request Initiated’ status from and click on Review in actions from oqmr</w:t>
+            </w:r>
+          </w:p>
+          <w:p>
+            <w:pPr>
+              <w:spacing w:before="120" w:after="120" w:line="276" w:lineRule="auto"/>
+              <w:rPr>
+                <w:rFonts w:ascii="Times New Roman" w:hAnsi="Times New Roman"/>
+              </w:rPr>
+            </w:pPr>
+            <w:r>
+              <w:rPr>
+                <w:rFonts w:ascii="Times New Roman" w:hAnsi="Times New Roman"/>
+              </w:rPr>
+              <w:t>(Refer ‘c’ in the Expected Result).</w:t>
+            </w:r>
+          </w:p>
+          <w:p>
+            <w:pPr>
+              <w:spacing w:before="120" w:after="120" w:line="276" w:lineRule="auto"/>
+              <w:rPr>
+                <w:rFonts w:ascii="Times New Roman" w:hAnsi="Times New Roman"/>
+              </w:rPr>
+            </w:pPr>
+            <w:r>
+              <w:rPr>
+                <w:rFonts w:ascii="Times New Roman" w:hAnsi="Times New Roman"/>
+              </w:rPr>
+              <w:t>Select ‘Inactive Request Reviewed’ status from and click on Approve in actions from oqma</w:t>
+            </w:r>
+          </w:p>
+          <w:p>
+            <w:pPr>
+              <w:spacing w:before="120" w:after="120" w:line="276" w:lineRule="auto"/>
+              <w:rPr>
+                <w:rFonts w:ascii="Times New Roman" w:hAnsi="Times New Roman"/>
+              </w:rPr>
+            </w:pPr>
+            <w:r>
+              <w:rPr>
+                <w:rFonts w:ascii="Times New Roman" w:hAnsi="Times New Roman"/>
+              </w:rPr>
+              <w:t>(Refer ‘d’ in the Expected Result).</w:t>
             </w:r>
           </w:p>
         </w:tc>
@@ -8648,19 +8677,106 @@
           </w:tcPr>
           <w:p>
             <w:pPr>
-              <w:tabs>
-                <w:tab w:val="left" w:pos="316"/>
-              </w:tabs>
+              <w:numPr>
+                <w:ilvl w:val="0"/>
+                <w:numId w:val="11"/>
+              </w:numPr>
               <w:spacing w:before="120" w:after="120" w:line="276" w:lineRule="auto"/>
-              <w:rPr>
-                <w:rFonts w:ascii="Times New Roman" w:hAnsi="Times New Roman"/>
-              </w:rPr>
-            </w:pPr>
-            <w:r>
-              <w:rPr>
-                <w:rFonts w:ascii="Times New Roman" w:hAnsi="Times New Roman"/>
-              </w:rPr>
-              <w:t>Status should be changed to ‘Inactive Request Initiated’.</w:t>
+              <w:ind w:left="316" w:hanging="142"/>
+              <w:rPr>
+                <w:rFonts w:ascii="Times New Roman" w:hAnsi="Times New Roman"/>
+              </w:rPr>
+            </w:pPr>
+            <w:r>
+              <w:rPr>
+                <w:rFonts w:ascii="Times New Roman" w:hAnsi="Times New Roman"/>
+                <w:lang w:val="en-IN"/>
+              </w:rPr>
+              <w:t>Customer</w:t>
+            </w:r>
+            <w:r>
+              <w:rPr>
+                <w:rFonts w:ascii="Times New Roman" w:hAnsi="Times New Roman"/>
+              </w:rPr>
+              <w:t xml:space="preserve"> status should be Active.</w:t>
+            </w:r>
+          </w:p>
+          <w:p>
+            <w:pPr>
+              <w:numPr>
+                <w:ilvl w:val="0"/>
+                <w:numId w:val="11"/>
+              </w:numPr>
+              <w:spacing w:before="120" w:after="120" w:line="276" w:lineRule="auto"/>
+              <w:ind w:left="316" w:hanging="142"/>
+              <w:rPr>
+                <w:rFonts w:ascii="Times New Roman" w:hAnsi="Times New Roman"/>
+              </w:rPr>
+            </w:pPr>
+            <w:r>
+              <w:rPr>
+                <w:rFonts w:ascii="Times New Roman" w:hAnsi="Times New Roman"/>
+                <w:lang w:val="en-IN"/>
+              </w:rPr>
+              <w:t>Customer</w:t>
+            </w:r>
+            <w:r>
+              <w:rPr>
+                <w:rFonts w:ascii="Times New Roman" w:hAnsi="Times New Roman"/>
+              </w:rPr>
+              <w:t xml:space="preserve"> status should be ‘Inactive Request Initiated’.</w:t>
+            </w:r>
+          </w:p>
+          <w:p>
+            <w:pPr>
+              <w:numPr>
+                <w:ilvl w:val="0"/>
+                <w:numId w:val="11"/>
+              </w:numPr>
+              <w:spacing w:before="120" w:after="120" w:line="276" w:lineRule="auto"/>
+              <w:ind w:left="316" w:hanging="142"/>
+              <w:rPr>
+                <w:rFonts w:ascii="Times New Roman" w:hAnsi="Times New Roman"/>
+              </w:rPr>
+            </w:pPr>
+            <w:r>
+              <w:rPr>
+                <w:rFonts w:ascii="Times New Roman" w:hAnsi="Times New Roman"/>
+                <w:lang w:val="en-IN"/>
+              </w:rPr>
+              <w:t>Customer</w:t>
+            </w:r>
+            <w:r>
+              <w:rPr>
+                <w:rFonts w:ascii="Times New Roman" w:hAnsi="Times New Roman"/>
+              </w:rPr>
+              <w:t xml:space="preserve"> status should be ‘Inactive Request Reviewed’.</w:t>
+            </w:r>
+          </w:p>
+          <w:p>
+            <w:pPr>
+              <w:numPr>
+                <w:ilvl w:val="0"/>
+                <w:numId w:val="11"/>
+              </w:numPr>
+              <w:spacing w:before="120" w:after="120" w:line="276" w:lineRule="auto"/>
+              <w:ind w:left="316" w:hanging="142"/>
+              <w:rPr>
+                <w:rFonts w:ascii="Times New Roman" w:hAnsi="Times New Roman"/>
+              </w:rPr>
+            </w:pPr>
+            <w:r>
+              <w:rPr>
+                <w:rFonts w:ascii="Times New Roman" w:hAnsi="Times New Roman"/>
+                <w:lang w:val="en-IN"/>
+              </w:rPr>
+              <w:t>Customer</w:t>
+            </w:r>
+            <w:r>
+              <w:rPr>
+                <w:rFonts w:ascii="Times New Roman" w:hAnsi="Times New Roman"/>
+              </w:rPr>
+              <w:t xml:space="preserve"> status should be ‘Inactive’.</w:t>
             </w:r>
           </w:p>
         </w:tc>
@@ -8763,16 +8879,16 @@
           </w:tcPr>
           <w:p>
             <w:pPr>
-              <w:spacing w:before="120" w:after="120"/>
-              <w:rPr>
-                <w:rFonts w:ascii="Times New Roman" w:hAnsi="Times New Roman"/>
-              </w:rPr>
-            </w:pPr>
-            <w:r>
-              <w:rPr>
-                <w:rFonts w:ascii="Times New Roman" w:hAnsi="Times New Roman"/>
-              </w:rPr>
-              <w:t>Login with oqmr and perform review action</w:t>
+              <w:spacing w:before="120" w:after="120" w:line="276" w:lineRule="auto"/>
+              <w:rPr>
+                <w:rFonts w:ascii="Times New Roman" w:hAnsi="Times New Roman"/>
+              </w:rPr>
+            </w:pPr>
+            <w:r>
+              <w:rPr>
+                <w:rFonts w:ascii="Times New Roman" w:hAnsi="Times New Roman"/>
+              </w:rPr>
+              <w:t>Select Status ‘Inactive’  and click on Actions from oqmi</w:t>
             </w:r>
           </w:p>
         </w:tc>
@@ -8782,35 +8898,17 @@
           </w:tcPr>
           <w:p>
             <w:pPr>
-              <w:tabs>
-                <w:tab w:val="left" w:pos="316"/>
-              </w:tabs>
               <w:spacing w:before="120" w:after="120" w:line="276" w:lineRule="auto"/>
-              <w:rPr>
-                <w:rFonts w:ascii="Times New Roman" w:hAnsi="Times New Roman"/>
-              </w:rPr>
-            </w:pPr>
-            <w:r>
-              <w:rPr>
-                <w:rFonts w:ascii="Times New Roman" w:hAnsi="Times New Roman"/>
-              </w:rPr>
-              <w:t xml:space="preserve">Status should be changed to </w:t>
-            </w:r>
-            <w:r>
-              <w:rPr>
-                <w:rFonts w:ascii="Roboto" w:hAnsi="Roboto"/>
-                <w:color w:val="626262"/>
-                <w:sz w:val="20"/>
-                <w:szCs w:val="20"/>
-                <w:shd w:val="clear" w:color="auto" w:fill="FFFFFF"/>
-              </w:rPr>
-              <w:t>‘</w:t>
-            </w:r>
-            <w:r>
-              <w:rPr>
-                <w:rFonts w:ascii="Times New Roman" w:hAnsi="Times New Roman"/>
-              </w:rPr>
-              <w:t>Inactive Request Reviewed’</w:t>
+              <w:ind w:left="316"/>
+              <w:rPr>
+                <w:rFonts w:ascii="Times New Roman" w:hAnsi="Times New Roman"/>
+              </w:rPr>
+            </w:pPr>
+            <w:r>
+              <w:rPr>
+                <w:rFonts w:ascii="Times New Roman" w:hAnsi="Times New Roman"/>
+              </w:rPr>
+              <w:t>Active option should be appeared.</w:t>
             </w:r>
           </w:p>
         </w:tc>
@@ -8922,212 +9020,40 @@
               <w:rPr>
                 <w:rFonts w:ascii="Times New Roman" w:hAnsi="Times New Roman"/>
               </w:rPr>
-              <w:t>Repeat the Reject action from user oqma</w:t>
-            </w:r>
-            <w:r>
-              <w:rPr>
-                <w:rFonts w:ascii="Times New Roman" w:hAnsi="Times New Roman"/>
-              </w:rPr>
-              <w:br w:type="textWrapping"/>
-            </w:r>
-            <w:r>
-              <w:rPr>
-                <w:rFonts w:ascii="Times New Roman" w:hAnsi="Times New Roman"/>
-              </w:rPr>
-              <w:t>(Refer ‘a’ in the Expected Result).</w:t>
-            </w:r>
-          </w:p>
-          <w:p>
-            <w:pPr>
-              <w:spacing w:before="120" w:after="120"/>
-              <w:rPr>
-                <w:rFonts w:ascii="Times New Roman" w:hAnsi="Times New Roman"/>
-              </w:rPr>
-            </w:pPr>
-            <w:r>
-              <w:rPr>
-                <w:rFonts w:ascii="Times New Roman" w:hAnsi="Times New Roman"/>
-              </w:rPr>
-              <w:t>Select Active  and Click Inactive in actions from oqmi</w:t>
-            </w:r>
-          </w:p>
+              <w:t>Select</w:t>
+            </w:r>
+            <w:r>
+              <w:rPr>
+                <w:rFonts w:ascii="Times New Roman" w:hAnsi="Times New Roman"/>
+                <w:lang w:val="en-IN"/>
+              </w:rPr>
+              <w:t xml:space="preserve"> </w:t>
+            </w:r>
+            <w:r>
+              <w:rPr>
+                <w:rFonts w:ascii="Times New Roman" w:hAnsi="Times New Roman"/>
+              </w:rPr>
+              <w:t>active then enter remarks and click submit</w:t>
+            </w:r>
+          </w:p>
+        </w:tc>
+        <w:tc>
+          <w:tcPr>
+            <w:tcW w:w="3060" w:type="dxa"/>
+          </w:tcPr>
           <w:p>
             <w:pPr>
               <w:spacing w:before="120" w:after="120" w:line="276" w:lineRule="auto"/>
-              <w:rPr>
-                <w:rFonts w:ascii="Times New Roman" w:hAnsi="Times New Roman"/>
-              </w:rPr>
-            </w:pPr>
-            <w:r>
-              <w:rPr>
-                <w:rFonts w:ascii="Times New Roman" w:hAnsi="Times New Roman"/>
-              </w:rPr>
-              <w:t>(Refer ‘b’ in the Expected Result).</w:t>
-            </w:r>
-          </w:p>
-          <w:p>
-            <w:pPr>
-              <w:spacing w:before="120" w:after="120" w:line="276" w:lineRule="auto"/>
-              <w:rPr>
-                <w:rFonts w:ascii="Times New Roman" w:hAnsi="Times New Roman"/>
-              </w:rPr>
-            </w:pPr>
-            <w:r>
-              <w:rPr>
-                <w:rFonts w:ascii="Times New Roman" w:hAnsi="Times New Roman"/>
-              </w:rPr>
-              <w:t>Select ‘Inactive Request Initiated’ status from and click on Review in actions from oqmr</w:t>
-            </w:r>
-          </w:p>
-          <w:p>
-            <w:pPr>
-              <w:spacing w:before="120" w:after="120" w:line="276" w:lineRule="auto"/>
-              <w:rPr>
-                <w:rFonts w:ascii="Times New Roman" w:hAnsi="Times New Roman"/>
-              </w:rPr>
-            </w:pPr>
-            <w:r>
-              <w:rPr>
-                <w:rFonts w:ascii="Times New Roman" w:hAnsi="Times New Roman"/>
-              </w:rPr>
-              <w:t>(Refer ‘c’ in the Expected Result).</w:t>
-            </w:r>
-          </w:p>
-          <w:p>
-            <w:pPr>
-              <w:spacing w:before="120" w:after="120" w:line="276" w:lineRule="auto"/>
-              <w:rPr>
-                <w:rFonts w:ascii="Times New Roman" w:hAnsi="Times New Roman"/>
-              </w:rPr>
-            </w:pPr>
-            <w:r>
-              <w:rPr>
-                <w:rFonts w:ascii="Times New Roman" w:hAnsi="Times New Roman"/>
-              </w:rPr>
-              <w:t>Select ‘Inactive Request Reviewed’ status from and click on Approve in actions from oqma</w:t>
-            </w:r>
-          </w:p>
-          <w:p>
-            <w:pPr>
-              <w:spacing w:before="120" w:after="120" w:line="276" w:lineRule="auto"/>
-              <w:rPr>
-                <w:rFonts w:ascii="Times New Roman" w:hAnsi="Times New Roman"/>
-              </w:rPr>
-            </w:pPr>
-            <w:r>
-              <w:rPr>
-                <w:rFonts w:ascii="Times New Roman" w:hAnsi="Times New Roman"/>
-              </w:rPr>
-              <w:t>(Refer ‘d’ in the Expected Result).</w:t>
-            </w:r>
-          </w:p>
-        </w:tc>
-        <w:tc>
-          <w:tcPr>
-            <w:tcW w:w="3060" w:type="dxa"/>
-          </w:tcPr>
-          <w:p>
-            <w:pPr>
-              <w:numPr>
-                <w:ilvl w:val="0"/>
-                <w:numId w:val="11"/>
-              </w:numPr>
-              <w:spacing w:before="120" w:after="120" w:line="276" w:lineRule="auto"/>
-              <w:ind w:left="316" w:hanging="142"/>
-              <w:rPr>
-                <w:rFonts w:ascii="Times New Roman" w:hAnsi="Times New Roman"/>
-              </w:rPr>
-            </w:pPr>
-            <w:r>
-              <w:rPr>
-                <w:rFonts w:ascii="Times New Roman" w:hAnsi="Times New Roman"/>
-                <w:lang w:val="en-IN"/>
-              </w:rPr>
-              <w:t>Customer</w:t>
-            </w:r>
-            <w:r>
-              <w:rPr>
-                <w:rFonts w:ascii="Times New Roman" w:hAnsi="Times New Roman"/>
-              </w:rPr>
-              <w:t xml:space="preserve"> status should be Active.</w:t>
-            </w:r>
-          </w:p>
-          <w:p>
-            <w:pPr>
-              <w:numPr>
-                <w:ilvl w:val="0"/>
-                <w:numId w:val="11"/>
-              </w:numPr>
-              <w:spacing w:before="120" w:after="120" w:line="276" w:lineRule="auto"/>
-              <w:ind w:left="316" w:hanging="142"/>
-              <w:rPr>
-                <w:rFonts w:ascii="Times New Roman" w:hAnsi="Times New Roman"/>
-              </w:rPr>
-            </w:pPr>
-            <w:r>
-              <w:rPr>
-                <w:rFonts w:ascii="Times New Roman" w:hAnsi="Times New Roman"/>
-                <w:lang w:val="en-IN"/>
-              </w:rPr>
-              <w:t>Customer</w:t>
-            </w:r>
-            <w:r>
-              <w:rPr>
-                <w:rFonts w:ascii="Times New Roman" w:hAnsi="Times New Roman"/>
-              </w:rPr>
-              <w:t xml:space="preserve"> status should be ‘Inactive Request Initiated’.</w:t>
-            </w:r>
-          </w:p>
-          <w:p>
-            <w:pPr>
-              <w:numPr>
-                <w:ilvl w:val="0"/>
-                <w:numId w:val="11"/>
-              </w:numPr>
-              <w:spacing w:before="120" w:after="120" w:line="276" w:lineRule="auto"/>
-              <w:ind w:left="316" w:hanging="142"/>
-              <w:rPr>
-                <w:rFonts w:ascii="Times New Roman" w:hAnsi="Times New Roman"/>
-              </w:rPr>
-            </w:pPr>
-            <w:r>
-              <w:rPr>
-                <w:rFonts w:ascii="Times New Roman" w:hAnsi="Times New Roman"/>
-                <w:lang w:val="en-IN"/>
-              </w:rPr>
-              <w:t>Customer</w:t>
-            </w:r>
-            <w:r>
-              <w:rPr>
-                <w:rFonts w:ascii="Times New Roman" w:hAnsi="Times New Roman"/>
-              </w:rPr>
-              <w:t xml:space="preserve"> status should be ‘Inactive Request Reviewed’.</w:t>
-            </w:r>
-          </w:p>
-          <w:p>
-            <w:pPr>
-              <w:numPr>
-                <w:ilvl w:val="0"/>
-                <w:numId w:val="11"/>
-              </w:numPr>
-              <w:spacing w:before="120" w:after="120" w:line="276" w:lineRule="auto"/>
-              <w:ind w:left="316" w:hanging="142"/>
-              <w:rPr>
-                <w:rFonts w:ascii="Times New Roman" w:hAnsi="Times New Roman"/>
-              </w:rPr>
-            </w:pPr>
-            <w:r>
-              <w:rPr>
-                <w:rFonts w:ascii="Times New Roman" w:hAnsi="Times New Roman"/>
-                <w:lang w:val="en-IN"/>
-              </w:rPr>
-              <w:t>Customer</w:t>
-            </w:r>
-            <w:r>
-              <w:rPr>
-                <w:rFonts w:ascii="Times New Roman" w:hAnsi="Times New Roman"/>
-              </w:rPr>
-              <w:t xml:space="preserve"> status should be ‘Inactive’.</w:t>
+              <w:ind w:left="316"/>
+              <w:rPr>
+                <w:rFonts w:ascii="Times New Roman" w:hAnsi="Times New Roman"/>
+              </w:rPr>
+            </w:pPr>
+            <w:r>
+              <w:rPr>
+                <w:rFonts w:ascii="Times New Roman" w:hAnsi="Times New Roman"/>
+              </w:rPr>
+              <w:t>Status should be changed to ‘Activation Request Initiated’.</w:t>
             </w:r>
           </w:p>
         </w:tc>
@@ -9233,21 +9159,21 @@
               <w:spacing w:before="120" w:after="120" w:line="276" w:lineRule="auto"/>
               <w:rPr>
                 <w:rFonts w:ascii="Times New Roman" w:hAnsi="Times New Roman"/>
-              </w:rPr>
-            </w:pPr>
-            <w:r>
-              <w:rPr>
-                <w:rFonts w:ascii="Times New Roman" w:hAnsi="Times New Roman"/>
-              </w:rPr>
-              <w:t xml:space="preserve">Select Status ‘Inactive’ </w:t>
-            </w:r>
-            <w:bookmarkStart w:id="15" w:name="_GoBack"/>
-            <w:bookmarkEnd w:id="15"/>
-            <w:r>
-              <w:rPr>
-                <w:rFonts w:ascii="Times New Roman" w:hAnsi="Times New Roman"/>
-              </w:rPr>
-              <w:t xml:space="preserve"> and click on Actions from oqmi</w:t>
+                <w:lang w:val="en-IN"/>
+              </w:rPr>
+            </w:pPr>
+            <w:r>
+              <w:rPr>
+                <w:rFonts w:ascii="Times New Roman" w:hAnsi="Times New Roman"/>
+              </w:rPr>
+              <w:t xml:space="preserve">Login with oqmr and click on actions for the same </w:t>
+            </w:r>
+            <w:r>
+              <w:rPr>
+                <w:rFonts w:ascii="Times New Roman" w:hAnsi="Times New Roman"/>
+                <w:lang w:val="en-IN"/>
+              </w:rPr>
+              <w:t>Customer</w:t>
             </w:r>
           </w:p>
         </w:tc>
@@ -9267,7 +9193,7 @@
               <w:rPr>
                 <w:rFonts w:ascii="Times New Roman" w:hAnsi="Times New Roman"/>
               </w:rPr>
-              <w:t>Active option should be appeared.</w:t>
+              <w:t>Review and Reject options should be appeared.</w:t>
             </w:r>
           </w:p>
         </w:tc>
@@ -9379,20 +9305,7 @@
               <w:rPr>
                 <w:rFonts w:ascii="Times New Roman" w:hAnsi="Times New Roman"/>
               </w:rPr>
-              <w:t>Select</w:t>
-            </w:r>
-            <w:r>
-              <w:rPr>
-                <w:rFonts w:ascii="Times New Roman" w:hAnsi="Times New Roman"/>
-                <w:lang w:val="en-IN"/>
-              </w:rPr>
-              <w:t xml:space="preserve"> </w:t>
-            </w:r>
-            <w:r>
-              <w:rPr>
-                <w:rFonts w:ascii="Times New Roman" w:hAnsi="Times New Roman"/>
-              </w:rPr>
-              <w:t>active then enter remarks and click submit</w:t>
+              <w:t>Login with oqmr and perform reject action</w:t>
             </w:r>
           </w:p>
         </w:tc>
@@ -9411,8 +9324,15 @@
             <w:r>
               <w:rPr>
                 <w:rFonts w:ascii="Times New Roman" w:hAnsi="Times New Roman"/>
-              </w:rPr>
-              <w:t>Status should be changed to ‘Activation Request Initiated’.</w:t>
+                <w:lang w:val="en-IN"/>
+              </w:rPr>
+              <w:t>Customer</w:t>
+            </w:r>
+            <w:r>
+              <w:rPr>
+                <w:rFonts w:ascii="Times New Roman" w:hAnsi="Times New Roman"/>
+              </w:rPr>
+              <w:t xml:space="preserve"> status should be changed to Inactive</w:t>
             </w:r>
           </w:p>
         </w:tc>
@@ -9518,21 +9438,13 @@
               <w:spacing w:before="120" w:after="120" w:line="276" w:lineRule="auto"/>
               <w:rPr>
                 <w:rFonts w:ascii="Times New Roman" w:hAnsi="Times New Roman"/>
-                <w:lang w:val="en-IN"/>
-              </w:rPr>
-            </w:pPr>
-            <w:r>
-              <w:rPr>
-                <w:rFonts w:ascii="Times New Roman" w:hAnsi="Times New Roman"/>
-              </w:rPr>
-              <w:t xml:space="preserve">Login with oqmr and click on actions for the same </w:t>
-            </w:r>
-            <w:r>
-              <w:rPr>
-                <w:rFonts w:ascii="Times New Roman" w:hAnsi="Times New Roman"/>
-                <w:lang w:val="en-IN"/>
-              </w:rPr>
-              <w:t>Customer</w:t>
+              </w:rPr>
+            </w:pPr>
+            <w:r>
+              <w:rPr>
+                <w:rFonts w:ascii="Times New Roman" w:hAnsi="Times New Roman"/>
+              </w:rPr>
+              <w:t>Login with oqmi and again perform active from actions</w:t>
             </w:r>
           </w:p>
         </w:tc>
@@ -9552,7 +9464,7 @@
               <w:rPr>
                 <w:rFonts w:ascii="Times New Roman" w:hAnsi="Times New Roman"/>
               </w:rPr>
-              <w:t>Review and Reject options should be appeared.</w:t>
+              <w:t>Status should be changed to ‘Activation Request Initiated’.</w:t>
             </w:r>
           </w:p>
         </w:tc>
@@ -9664,7 +9576,7 @@
               <w:rPr>
                 <w:rFonts w:ascii="Times New Roman" w:hAnsi="Times New Roman"/>
               </w:rPr>
-              <w:t>Login with oqmr and perform reject action</w:t>
+              <w:t>Login with oqmr and perform review action</w:t>
             </w:r>
           </w:p>
         </w:tc>
@@ -9683,15 +9595,8 @@
             <w:r>
               <w:rPr>
                 <w:rFonts w:ascii="Times New Roman" w:hAnsi="Times New Roman"/>
-                <w:lang w:val="en-IN"/>
-              </w:rPr>
-              <w:t>Customer</w:t>
-            </w:r>
-            <w:r>
-              <w:rPr>
-                <w:rFonts w:ascii="Times New Roman" w:hAnsi="Times New Roman"/>
-              </w:rPr>
-              <w:t xml:space="preserve"> status should be changed to Inactive</w:t>
+              </w:rPr>
+              <w:t>Status should be changed to Reviewed</w:t>
             </w:r>
           </w:p>
         </w:tc>
@@ -9803,7 +9708,142 @@
               <w:rPr>
                 <w:rFonts w:ascii="Times New Roman" w:hAnsi="Times New Roman"/>
               </w:rPr>
-              <w:t>Login with oqmi and again perform active from actions</w:t>
+              <w:t>Repeat the Reject action from user oqma</w:t>
+            </w:r>
+            <w:r>
+              <w:rPr>
+                <w:rFonts w:ascii="Times New Roman" w:hAnsi="Times New Roman"/>
+              </w:rPr>
+              <w:br w:type="textWrapping"/>
+            </w:r>
+            <w:r>
+              <w:rPr>
+                <w:rFonts w:ascii="Times New Roman" w:hAnsi="Times New Roman"/>
+              </w:rPr>
+              <w:t>(Refer ‘a’ in the Expected Result).</w:t>
+            </w:r>
+          </w:p>
+          <w:p>
+            <w:pPr>
+              <w:spacing w:before="120" w:after="120"/>
+              <w:rPr>
+                <w:rFonts w:ascii="Times New Roman" w:hAnsi="Times New Roman"/>
+              </w:rPr>
+            </w:pPr>
+            <w:r>
+              <w:rPr>
+                <w:rFonts w:ascii="Times New Roman" w:hAnsi="Times New Roman"/>
+              </w:rPr>
+              <w:t xml:space="preserve">Select Inactive </w:t>
+            </w:r>
+            <w:r>
+              <w:rPr>
+                <w:rFonts w:ascii="Times New Roman" w:hAnsi="Times New Roman"/>
+                <w:lang w:val="en-IN"/>
+              </w:rPr>
+              <w:t>Customer</w:t>
+            </w:r>
+            <w:r>
+              <w:rPr>
+                <w:rFonts w:ascii="Times New Roman" w:hAnsi="Times New Roman"/>
+              </w:rPr>
+              <w:t xml:space="preserve"> and Click active in actions from oqmi</w:t>
+            </w:r>
+          </w:p>
+          <w:p>
+            <w:pPr>
+              <w:spacing w:before="120" w:after="120" w:line="276" w:lineRule="auto"/>
+              <w:rPr>
+                <w:rFonts w:ascii="Times New Roman" w:hAnsi="Times New Roman"/>
+              </w:rPr>
+            </w:pPr>
+            <w:r>
+              <w:rPr>
+                <w:rFonts w:ascii="Times New Roman" w:hAnsi="Times New Roman"/>
+              </w:rPr>
+              <w:t>(Refer ‘b’ in the Expected Result).</w:t>
+            </w:r>
+          </w:p>
+          <w:p>
+            <w:pPr>
+              <w:spacing w:before="120" w:after="120" w:line="276" w:lineRule="auto"/>
+              <w:rPr>
+                <w:rFonts w:ascii="Times New Roman" w:hAnsi="Times New Roman"/>
+              </w:rPr>
+            </w:pPr>
+            <w:r>
+              <w:rPr>
+                <w:rFonts w:ascii="Times New Roman" w:hAnsi="Times New Roman"/>
+              </w:rPr>
+              <w:t xml:space="preserve">Select ‘active Request Initiated’ status from </w:t>
+            </w:r>
+            <w:r>
+              <w:rPr>
+                <w:rFonts w:ascii="Times New Roman" w:hAnsi="Times New Roman"/>
+                <w:lang w:val="en-IN"/>
+              </w:rPr>
+              <w:t>Customer</w:t>
+            </w:r>
+            <w:r>
+              <w:rPr>
+                <w:rFonts w:ascii="Times New Roman" w:hAnsi="Times New Roman"/>
+              </w:rPr>
+              <w:t xml:space="preserve"> and click on Review in actions from oqmr</w:t>
+            </w:r>
+          </w:p>
+          <w:p>
+            <w:pPr>
+              <w:spacing w:before="120" w:after="120" w:line="276" w:lineRule="auto"/>
+              <w:rPr>
+                <w:rFonts w:ascii="Times New Roman" w:hAnsi="Times New Roman"/>
+              </w:rPr>
+            </w:pPr>
+            <w:r>
+              <w:rPr>
+                <w:rFonts w:ascii="Times New Roman" w:hAnsi="Times New Roman"/>
+              </w:rPr>
+              <w:t>(Refer ‘c’ in the Expected Result).</w:t>
+            </w:r>
+          </w:p>
+          <w:p>
+            <w:pPr>
+              <w:spacing w:before="120" w:after="120" w:line="276" w:lineRule="auto"/>
+              <w:rPr>
+                <w:rFonts w:ascii="Times New Roman" w:hAnsi="Times New Roman"/>
+              </w:rPr>
+            </w:pPr>
+            <w:r>
+              <w:rPr>
+                <w:rFonts w:ascii="Times New Roman" w:hAnsi="Times New Roman"/>
+              </w:rPr>
+              <w:t xml:space="preserve">Select ‘active Request Reviewed’ status from </w:t>
+            </w:r>
+            <w:r>
+              <w:rPr>
+                <w:rFonts w:ascii="Times New Roman" w:hAnsi="Times New Roman"/>
+                <w:lang w:val="en-IN"/>
+              </w:rPr>
+              <w:t>Customer</w:t>
+            </w:r>
+            <w:r>
+              <w:rPr>
+                <w:rFonts w:ascii="Times New Roman" w:hAnsi="Times New Roman"/>
+              </w:rPr>
+              <w:t xml:space="preserve"> and click on Approve in actions from oqmasterapprover</w:t>
+            </w:r>
+          </w:p>
+          <w:p>
+            <w:pPr>
+              <w:spacing w:before="120" w:after="120" w:line="276" w:lineRule="auto"/>
+              <w:rPr>
+                <w:rFonts w:ascii="Times New Roman" w:hAnsi="Times New Roman"/>
+              </w:rPr>
+            </w:pPr>
+            <w:r>
+              <w:rPr>
+                <w:rFonts w:ascii="Times New Roman" w:hAnsi="Times New Roman"/>
+              </w:rPr>
+              <w:t>(Refer ‘d’ in the Expected Result).</w:t>
             </w:r>
           </w:p>
         </w:tc>
@@ -9813,17 +9853,132 @@
           </w:tcPr>
           <w:p>
             <w:pPr>
+              <w:numPr>
+                <w:ilvl w:val="0"/>
+                <w:numId w:val="12"/>
+              </w:numPr>
               <w:spacing w:before="120" w:after="120" w:line="276" w:lineRule="auto"/>
-              <w:ind w:left="316"/>
-              <w:rPr>
-                <w:rFonts w:ascii="Times New Roman" w:hAnsi="Times New Roman"/>
-              </w:rPr>
-            </w:pPr>
-            <w:r>
-              <w:rPr>
-                <w:rFonts w:ascii="Times New Roman" w:hAnsi="Times New Roman"/>
-              </w:rPr>
-              <w:t>Status should be changed to ‘Activation Request Initiated’.</w:t>
+              <w:ind w:left="316" w:hanging="142"/>
+              <w:rPr>
+                <w:rFonts w:ascii="Times New Roman" w:hAnsi="Times New Roman"/>
+              </w:rPr>
+            </w:pPr>
+            <w:r>
+              <w:rPr>
+                <w:rFonts w:ascii="Times New Roman" w:hAnsi="Times New Roman"/>
+                <w:lang w:val="en-IN"/>
+              </w:rPr>
+              <w:t>Customer</w:t>
+            </w:r>
+            <w:r>
+              <w:rPr>
+                <w:rFonts w:ascii="Times New Roman" w:hAnsi="Times New Roman"/>
+              </w:rPr>
+              <w:t xml:space="preserve"> status should be Inactive.</w:t>
+            </w:r>
+          </w:p>
+          <w:p>
+            <w:pPr>
+              <w:numPr>
+                <w:ilvl w:val="0"/>
+                <w:numId w:val="12"/>
+              </w:numPr>
+              <w:spacing w:before="120" w:after="120" w:line="276" w:lineRule="auto"/>
+              <w:ind w:left="316" w:hanging="142"/>
+              <w:rPr>
+                <w:rFonts w:ascii="Times New Roman" w:hAnsi="Times New Roman"/>
+              </w:rPr>
+            </w:pPr>
+            <w:r>
+              <w:rPr>
+                <w:rFonts w:ascii="Times New Roman" w:hAnsi="Times New Roman"/>
+                <w:lang w:val="en-IN"/>
+              </w:rPr>
+              <w:t>Customer</w:t>
+            </w:r>
+            <w:r>
+              <w:rPr>
+                <w:rFonts w:ascii="Times New Roman" w:hAnsi="Times New Roman"/>
+              </w:rPr>
+              <w:t xml:space="preserve"> status should be ‘</w:t>
+            </w:r>
+            <w:r>
+              <w:rPr>
+                <w:rFonts w:ascii="Times New Roman" w:hAnsi="Times New Roman"/>
+                <w:lang w:val="en-IN"/>
+              </w:rPr>
+              <w:t>Activation Request Initiated’</w:t>
+            </w:r>
+            <w:r>
+              <w:rPr>
+                <w:rFonts w:ascii="Times New Roman" w:hAnsi="Times New Roman"/>
+              </w:rPr>
+              <w:t>.</w:t>
+            </w:r>
+          </w:p>
+          <w:p>
+            <w:pPr>
+              <w:numPr>
+                <w:ilvl w:val="0"/>
+                <w:numId w:val="12"/>
+              </w:numPr>
+              <w:spacing w:before="120" w:after="120" w:line="276" w:lineRule="auto"/>
+              <w:ind w:left="316" w:hanging="142"/>
+              <w:rPr>
+                <w:rFonts w:ascii="Times New Roman" w:hAnsi="Times New Roman"/>
+              </w:rPr>
+            </w:pPr>
+            <w:r>
+              <w:rPr>
+                <w:rFonts w:ascii="Times New Roman" w:hAnsi="Times New Roman"/>
+                <w:lang w:val="en-IN"/>
+              </w:rPr>
+              <w:t>Customer</w:t>
+            </w:r>
+            <w:r>
+              <w:rPr>
+                <w:rFonts w:ascii="Times New Roman" w:hAnsi="Times New Roman"/>
+              </w:rPr>
+              <w:t xml:space="preserve"> status should be ‘</w:t>
+            </w:r>
+            <w:r>
+              <w:rPr>
+                <w:rFonts w:ascii="Times New Roman" w:hAnsi="Times New Roman"/>
+                <w:lang w:val="en-IN"/>
+              </w:rPr>
+              <w:t xml:space="preserve">Activation Request </w:t>
+            </w:r>
+            <w:r>
+              <w:rPr>
+                <w:rFonts w:ascii="Times New Roman" w:hAnsi="Times New Roman"/>
+              </w:rPr>
+              <w:t>Reviewed’</w:t>
+            </w:r>
+          </w:p>
+          <w:p>
+            <w:pPr>
+              <w:numPr>
+                <w:ilvl w:val="0"/>
+                <w:numId w:val="12"/>
+              </w:numPr>
+              <w:spacing w:before="120" w:after="120" w:line="276" w:lineRule="auto"/>
+              <w:ind w:left="316" w:hanging="142"/>
+              <w:rPr>
+                <w:rFonts w:ascii="Times New Roman" w:hAnsi="Times New Roman"/>
+              </w:rPr>
+            </w:pPr>
+            <w:r>
+              <w:rPr>
+                <w:rFonts w:ascii="Times New Roman" w:hAnsi="Times New Roman"/>
+                <w:lang w:val="en-IN"/>
+              </w:rPr>
+              <w:t>Customer</w:t>
+            </w:r>
+            <w:r>
+              <w:rPr>
+                <w:rFonts w:ascii="Times New Roman" w:hAnsi="Times New Roman"/>
+              </w:rPr>
+              <w:t xml:space="preserve"> status should be ‘active’.</w:t>
             </w:r>
           </w:p>
         </w:tc>
@@ -9926,520 +10081,6 @@
           </w:tcPr>
           <w:p>
             <w:pPr>
-              <w:spacing w:before="120" w:after="120" w:line="276" w:lineRule="auto"/>
-              <w:rPr>
-                <w:rFonts w:ascii="Times New Roman" w:hAnsi="Times New Roman"/>
-              </w:rPr>
-            </w:pPr>
-            <w:r>
-              <w:rPr>
-                <w:rFonts w:ascii="Times New Roman" w:hAnsi="Times New Roman"/>
-              </w:rPr>
-              <w:t>Login with oqmr and perform review action</w:t>
-            </w:r>
-          </w:p>
-        </w:tc>
-        <w:tc>
-          <w:tcPr>
-            <w:tcW w:w="3060" w:type="dxa"/>
-          </w:tcPr>
-          <w:p>
-            <w:pPr>
-              <w:spacing w:before="120" w:after="120" w:line="276" w:lineRule="auto"/>
-              <w:ind w:left="316"/>
-              <w:rPr>
-                <w:rFonts w:ascii="Times New Roman" w:hAnsi="Times New Roman"/>
-              </w:rPr>
-            </w:pPr>
-            <w:r>
-              <w:rPr>
-                <w:rFonts w:ascii="Times New Roman" w:hAnsi="Times New Roman"/>
-              </w:rPr>
-              <w:t>Status should be changed to Reviewed</w:t>
-            </w:r>
-          </w:p>
-        </w:tc>
-        <w:tc>
-          <w:tcPr>
-            <w:tcW w:w="3339" w:type="dxa"/>
-          </w:tcPr>
-          <w:p>
-            <w:pPr>
-              <w:rPr>
-                <w:rFonts w:ascii="Times New Roman" w:hAnsi="Times New Roman"/>
-                <w:bCs/>
-              </w:rPr>
-            </w:pPr>
-          </w:p>
-        </w:tc>
-        <w:tc>
-          <w:tcPr>
-            <w:tcW w:w="1350" w:type="dxa"/>
-          </w:tcPr>
-          <w:p>
-            <w:pPr>
-              <w:rPr>
-                <w:rFonts w:ascii="Times New Roman" w:hAnsi="Times New Roman"/>
-                <w:bCs/>
-              </w:rPr>
-            </w:pPr>
-          </w:p>
-        </w:tc>
-        <w:tc>
-          <w:tcPr>
-            <w:tcW w:w="1627" w:type="dxa"/>
-          </w:tcPr>
-          <w:p>
-            <w:pPr>
-              <w:rPr>
-                <w:rFonts w:ascii="Times New Roman" w:hAnsi="Times New Roman"/>
-                <w:bCs/>
-              </w:rPr>
-            </w:pPr>
-          </w:p>
-        </w:tc>
-        <w:tc>
-          <w:tcPr>
-            <w:tcW w:w="1417" w:type="dxa"/>
-          </w:tcPr>
-          <w:p>
-            <w:pPr>
-              <w:rPr>
-                <w:rFonts w:ascii="Times New Roman" w:hAnsi="Times New Roman"/>
-                <w:bCs/>
-              </w:rPr>
-            </w:pPr>
-          </w:p>
-        </w:tc>
-      </w:tr>
-      <w:tr>
-        <w:tblPrEx>
-          <w:tblBorders>
-            <w:top w:val="single" w:color="auto" w:sz="4" w:space="0"/>
-            <w:left w:val="single" w:color="auto" w:sz="4" w:space="0"/>
-            <w:bottom w:val="single" w:color="auto" w:sz="4" w:space="0"/>
-            <w:right w:val="single" w:color="auto" w:sz="4" w:space="0"/>
-            <w:insideH w:val="single" w:color="auto" w:sz="4" w:space="0"/>
-            <w:insideV w:val="single" w:color="auto" w:sz="4" w:space="0"/>
-          </w:tblBorders>
-          <w:tblCellMar>
-            <w:top w:w="0" w:type="dxa"/>
-            <w:left w:w="108" w:type="dxa"/>
-            <w:bottom w:w="0" w:type="dxa"/>
-            <w:right w:w="108" w:type="dxa"/>
-          </w:tblCellMar>
-        </w:tblPrEx>
-        <w:tc>
-          <w:tcPr>
-            <w:tcW w:w="990" w:type="dxa"/>
-            <w:vAlign w:val="center"/>
-          </w:tcPr>
-          <w:p>
-            <w:pPr>
-              <w:numPr>
-                <w:ilvl w:val="0"/>
-                <w:numId w:val="6"/>
-              </w:numPr>
-              <w:tabs>
-                <w:tab w:val="left" w:pos="426"/>
-              </w:tabs>
-              <w:ind w:left="432" w:leftChars="0" w:hanging="432" w:firstLineChars="0"/>
-              <w:jc w:val="both"/>
-              <w:rPr>
-                <w:rFonts w:ascii="Times New Roman" w:hAnsi="Times New Roman"/>
-                <w:bCs/>
-              </w:rPr>
-            </w:pPr>
-          </w:p>
-        </w:tc>
-        <w:tc>
-          <w:tcPr>
-            <w:tcW w:w="2250" w:type="dxa"/>
-          </w:tcPr>
-          <w:p>
-            <w:pPr>
-              <w:spacing w:before="120" w:after="120" w:line="276" w:lineRule="auto"/>
-              <w:rPr>
-                <w:rFonts w:ascii="Times New Roman" w:hAnsi="Times New Roman"/>
-              </w:rPr>
-            </w:pPr>
-            <w:r>
-              <w:rPr>
-                <w:rFonts w:ascii="Times New Roman" w:hAnsi="Times New Roman"/>
-              </w:rPr>
-              <w:t>Repeat the Reject action from user oqma</w:t>
-            </w:r>
-            <w:r>
-              <w:rPr>
-                <w:rFonts w:ascii="Times New Roman" w:hAnsi="Times New Roman"/>
-              </w:rPr>
-              <w:br w:type="textWrapping"/>
-            </w:r>
-            <w:r>
-              <w:rPr>
-                <w:rFonts w:ascii="Times New Roman" w:hAnsi="Times New Roman"/>
-              </w:rPr>
-              <w:t>(Refer ‘a’ in the Expected Result).</w:t>
-            </w:r>
-          </w:p>
-          <w:p>
-            <w:pPr>
-              <w:spacing w:before="120" w:after="120"/>
-              <w:rPr>
-                <w:rFonts w:ascii="Times New Roman" w:hAnsi="Times New Roman"/>
-              </w:rPr>
-            </w:pPr>
-            <w:r>
-              <w:rPr>
-                <w:rFonts w:ascii="Times New Roman" w:hAnsi="Times New Roman"/>
-              </w:rPr>
-              <w:t xml:space="preserve">Select Inactive </w:t>
-            </w:r>
-            <w:r>
-              <w:rPr>
-                <w:rFonts w:ascii="Times New Roman" w:hAnsi="Times New Roman"/>
-                <w:lang w:val="en-IN"/>
-              </w:rPr>
-              <w:t>Customer</w:t>
-            </w:r>
-            <w:r>
-              <w:rPr>
-                <w:rFonts w:ascii="Times New Roman" w:hAnsi="Times New Roman"/>
-              </w:rPr>
-              <w:t xml:space="preserve"> and Click active in actions from oqmi</w:t>
-            </w:r>
-          </w:p>
-          <w:p>
-            <w:pPr>
-              <w:spacing w:before="120" w:after="120" w:line="276" w:lineRule="auto"/>
-              <w:rPr>
-                <w:rFonts w:ascii="Times New Roman" w:hAnsi="Times New Roman"/>
-              </w:rPr>
-            </w:pPr>
-            <w:r>
-              <w:rPr>
-                <w:rFonts w:ascii="Times New Roman" w:hAnsi="Times New Roman"/>
-              </w:rPr>
-              <w:t>(Refer ‘b’ in the Expected Result).</w:t>
-            </w:r>
-          </w:p>
-          <w:p>
-            <w:pPr>
-              <w:spacing w:before="120" w:after="120" w:line="276" w:lineRule="auto"/>
-              <w:rPr>
-                <w:rFonts w:ascii="Times New Roman" w:hAnsi="Times New Roman"/>
-              </w:rPr>
-            </w:pPr>
-            <w:r>
-              <w:rPr>
-                <w:rFonts w:ascii="Times New Roman" w:hAnsi="Times New Roman"/>
-              </w:rPr>
-              <w:t xml:space="preserve">Select ‘active Request Initiated’ status from </w:t>
-            </w:r>
-            <w:r>
-              <w:rPr>
-                <w:rFonts w:ascii="Times New Roman" w:hAnsi="Times New Roman"/>
-                <w:lang w:val="en-IN"/>
-              </w:rPr>
-              <w:t>Customer</w:t>
-            </w:r>
-            <w:r>
-              <w:rPr>
-                <w:rFonts w:ascii="Times New Roman" w:hAnsi="Times New Roman"/>
-              </w:rPr>
-              <w:t xml:space="preserve"> and click on Review in actions from oqmr</w:t>
-            </w:r>
-          </w:p>
-          <w:p>
-            <w:pPr>
-              <w:spacing w:before="120" w:after="120" w:line="276" w:lineRule="auto"/>
-              <w:rPr>
-                <w:rFonts w:ascii="Times New Roman" w:hAnsi="Times New Roman"/>
-              </w:rPr>
-            </w:pPr>
-            <w:r>
-              <w:rPr>
-                <w:rFonts w:ascii="Times New Roman" w:hAnsi="Times New Roman"/>
-              </w:rPr>
-              <w:t>(Refer ‘c’ in the Expected Result).</w:t>
-            </w:r>
-          </w:p>
-          <w:p>
-            <w:pPr>
-              <w:spacing w:before="120" w:after="120" w:line="276" w:lineRule="auto"/>
-              <w:rPr>
-                <w:rFonts w:ascii="Times New Roman" w:hAnsi="Times New Roman"/>
-              </w:rPr>
-            </w:pPr>
-            <w:r>
-              <w:rPr>
-                <w:rFonts w:ascii="Times New Roman" w:hAnsi="Times New Roman"/>
-              </w:rPr>
-              <w:t xml:space="preserve">Select ‘active Request Reviewed’ status from </w:t>
-            </w:r>
-            <w:r>
-              <w:rPr>
-                <w:rFonts w:ascii="Times New Roman" w:hAnsi="Times New Roman"/>
-                <w:lang w:val="en-IN"/>
-              </w:rPr>
-              <w:t>Customer</w:t>
-            </w:r>
-            <w:r>
-              <w:rPr>
-                <w:rFonts w:ascii="Times New Roman" w:hAnsi="Times New Roman"/>
-              </w:rPr>
-              <w:t xml:space="preserve"> and click on Approve in actions from oqmasterapprover</w:t>
-            </w:r>
-          </w:p>
-          <w:p>
-            <w:pPr>
-              <w:spacing w:before="120" w:after="120" w:line="276" w:lineRule="auto"/>
-              <w:rPr>
-                <w:rFonts w:ascii="Times New Roman" w:hAnsi="Times New Roman"/>
-              </w:rPr>
-            </w:pPr>
-            <w:r>
-              <w:rPr>
-                <w:rFonts w:ascii="Times New Roman" w:hAnsi="Times New Roman"/>
-              </w:rPr>
-              <w:t>(Refer ‘d’ in the Expected Result).</w:t>
-            </w:r>
-          </w:p>
-        </w:tc>
-        <w:tc>
-          <w:tcPr>
-            <w:tcW w:w="3060" w:type="dxa"/>
-          </w:tcPr>
-          <w:p>
-            <w:pPr>
-              <w:numPr>
-                <w:ilvl w:val="0"/>
-                <w:numId w:val="12"/>
-              </w:numPr>
-              <w:spacing w:before="120" w:after="120" w:line="276" w:lineRule="auto"/>
-              <w:ind w:left="316" w:hanging="142"/>
-              <w:rPr>
-                <w:rFonts w:ascii="Times New Roman" w:hAnsi="Times New Roman"/>
-              </w:rPr>
-            </w:pPr>
-            <w:r>
-              <w:rPr>
-                <w:rFonts w:ascii="Times New Roman" w:hAnsi="Times New Roman"/>
-                <w:lang w:val="en-IN"/>
-              </w:rPr>
-              <w:t>Customer</w:t>
-            </w:r>
-            <w:r>
-              <w:rPr>
-                <w:rFonts w:ascii="Times New Roman" w:hAnsi="Times New Roman"/>
-              </w:rPr>
-              <w:t xml:space="preserve"> status should be Inactive.</w:t>
-            </w:r>
-          </w:p>
-          <w:p>
-            <w:pPr>
-              <w:numPr>
-                <w:ilvl w:val="0"/>
-                <w:numId w:val="12"/>
-              </w:numPr>
-              <w:spacing w:before="120" w:after="120" w:line="276" w:lineRule="auto"/>
-              <w:ind w:left="316" w:hanging="142"/>
-              <w:rPr>
-                <w:rFonts w:ascii="Times New Roman" w:hAnsi="Times New Roman"/>
-              </w:rPr>
-            </w:pPr>
-            <w:r>
-              <w:rPr>
-                <w:rFonts w:ascii="Times New Roman" w:hAnsi="Times New Roman"/>
-                <w:lang w:val="en-IN"/>
-              </w:rPr>
-              <w:t>Customer</w:t>
-            </w:r>
-            <w:r>
-              <w:rPr>
-                <w:rFonts w:ascii="Times New Roman" w:hAnsi="Times New Roman"/>
-              </w:rPr>
-              <w:t xml:space="preserve"> status should be ‘</w:t>
-            </w:r>
-            <w:r>
-              <w:rPr>
-                <w:rFonts w:ascii="Times New Roman" w:hAnsi="Times New Roman"/>
-                <w:lang w:val="en-IN"/>
-              </w:rPr>
-              <w:t>Activation Request Initiated’</w:t>
-            </w:r>
-            <w:r>
-              <w:rPr>
-                <w:rFonts w:ascii="Times New Roman" w:hAnsi="Times New Roman"/>
-              </w:rPr>
-              <w:t>.</w:t>
-            </w:r>
-          </w:p>
-          <w:p>
-            <w:pPr>
-              <w:numPr>
-                <w:ilvl w:val="0"/>
-                <w:numId w:val="12"/>
-              </w:numPr>
-              <w:spacing w:before="120" w:after="120" w:line="276" w:lineRule="auto"/>
-              <w:ind w:left="316" w:hanging="142"/>
-              <w:rPr>
-                <w:rFonts w:ascii="Times New Roman" w:hAnsi="Times New Roman"/>
-              </w:rPr>
-            </w:pPr>
-            <w:r>
-              <w:rPr>
-                <w:rFonts w:ascii="Times New Roman" w:hAnsi="Times New Roman"/>
-                <w:lang w:val="en-IN"/>
-              </w:rPr>
-              <w:t>Customer</w:t>
-            </w:r>
-            <w:r>
-              <w:rPr>
-                <w:rFonts w:ascii="Times New Roman" w:hAnsi="Times New Roman"/>
-              </w:rPr>
-              <w:t xml:space="preserve"> status should be ‘</w:t>
-            </w:r>
-            <w:r>
-              <w:rPr>
-                <w:rFonts w:ascii="Times New Roman" w:hAnsi="Times New Roman"/>
-                <w:lang w:val="en-IN"/>
-              </w:rPr>
-              <w:t xml:space="preserve">Activation Request </w:t>
-            </w:r>
-            <w:r>
-              <w:rPr>
-                <w:rFonts w:ascii="Times New Roman" w:hAnsi="Times New Roman"/>
-              </w:rPr>
-              <w:t>Reviewed’</w:t>
-            </w:r>
-          </w:p>
-          <w:p>
-            <w:pPr>
-              <w:numPr>
-                <w:ilvl w:val="0"/>
-                <w:numId w:val="12"/>
-              </w:numPr>
-              <w:spacing w:before="120" w:after="120" w:line="276" w:lineRule="auto"/>
-              <w:ind w:left="316" w:hanging="142"/>
-              <w:rPr>
-                <w:rFonts w:ascii="Times New Roman" w:hAnsi="Times New Roman"/>
-              </w:rPr>
-            </w:pPr>
-            <w:r>
-              <w:rPr>
-                <w:rFonts w:ascii="Times New Roman" w:hAnsi="Times New Roman"/>
-                <w:lang w:val="en-IN"/>
-              </w:rPr>
-              <w:t>Customer</w:t>
-            </w:r>
-            <w:r>
-              <w:rPr>
-                <w:rFonts w:ascii="Times New Roman" w:hAnsi="Times New Roman"/>
-              </w:rPr>
-              <w:t xml:space="preserve"> status should be ‘active’.</w:t>
-            </w:r>
-          </w:p>
-        </w:tc>
-        <w:tc>
-          <w:tcPr>
-            <w:tcW w:w="3339" w:type="dxa"/>
-          </w:tcPr>
-          <w:p>
-            <w:pPr>
-              <w:rPr>
-                <w:rFonts w:ascii="Times New Roman" w:hAnsi="Times New Roman"/>
-                <w:bCs/>
-              </w:rPr>
-            </w:pPr>
-          </w:p>
-        </w:tc>
-        <w:tc>
-          <w:tcPr>
-            <w:tcW w:w="1350" w:type="dxa"/>
-          </w:tcPr>
-          <w:p>
-            <w:pPr>
-              <w:rPr>
-                <w:rFonts w:ascii="Times New Roman" w:hAnsi="Times New Roman"/>
-                <w:bCs/>
-              </w:rPr>
-            </w:pPr>
-          </w:p>
-        </w:tc>
-        <w:tc>
-          <w:tcPr>
-            <w:tcW w:w="1627" w:type="dxa"/>
-          </w:tcPr>
-          <w:p>
-            <w:pPr>
-              <w:rPr>
-                <w:rFonts w:ascii="Times New Roman" w:hAnsi="Times New Roman"/>
-                <w:bCs/>
-              </w:rPr>
-            </w:pPr>
-          </w:p>
-        </w:tc>
-        <w:tc>
-          <w:tcPr>
-            <w:tcW w:w="1417" w:type="dxa"/>
-          </w:tcPr>
-          <w:p>
-            <w:pPr>
-              <w:rPr>
-                <w:rFonts w:ascii="Times New Roman" w:hAnsi="Times New Roman"/>
-                <w:bCs/>
-              </w:rPr>
-            </w:pPr>
-          </w:p>
-        </w:tc>
-      </w:tr>
-      <w:tr>
-        <w:tblPrEx>
-          <w:tblBorders>
-            <w:top w:val="single" w:color="auto" w:sz="4" w:space="0"/>
-            <w:left w:val="single" w:color="auto" w:sz="4" w:space="0"/>
-            <w:bottom w:val="single" w:color="auto" w:sz="4" w:space="0"/>
-            <w:right w:val="single" w:color="auto" w:sz="4" w:space="0"/>
-            <w:insideH w:val="single" w:color="auto" w:sz="4" w:space="0"/>
-            <w:insideV w:val="single" w:color="auto" w:sz="4" w:space="0"/>
-          </w:tblBorders>
-          <w:tblCellMar>
-            <w:top w:w="0" w:type="dxa"/>
-            <w:left w:w="108" w:type="dxa"/>
-            <w:bottom w:w="0" w:type="dxa"/>
-            <w:right w:w="108" w:type="dxa"/>
-          </w:tblCellMar>
-        </w:tblPrEx>
-        <w:tc>
-          <w:tcPr>
-            <w:tcW w:w="990" w:type="dxa"/>
-            <w:vAlign w:val="center"/>
-          </w:tcPr>
-          <w:p>
-            <w:pPr>
-              <w:numPr>
-                <w:ilvl w:val="0"/>
-                <w:numId w:val="6"/>
-              </w:numPr>
-              <w:tabs>
-                <w:tab w:val="left" w:pos="426"/>
-              </w:tabs>
-              <w:ind w:left="432" w:leftChars="0" w:hanging="432" w:firstLineChars="0"/>
-              <w:jc w:val="both"/>
-              <w:rPr>
-                <w:rFonts w:ascii="Times New Roman" w:hAnsi="Times New Roman"/>
-                <w:bCs/>
-              </w:rPr>
-            </w:pPr>
-          </w:p>
-        </w:tc>
-        <w:tc>
-          <w:tcPr>
-            <w:tcW w:w="2250" w:type="dxa"/>
-          </w:tcPr>
-          <w:p>
-            <w:pPr>
               <w:spacing w:before="120" w:after="120"/>
               <w:rPr>
                 <w:rFonts w:ascii="Times New Roman" w:hAnsi="Times New Roman"/>
@@ -10590,8 +10231,8 @@
           <w:szCs w:val="24"/>
         </w:rPr>
       </w:pPr>
-      <w:bookmarkStart w:id="9" w:name="_Toc498958284"/>
-      <w:bookmarkStart w:id="10" w:name="_Toc162703019"/>
+      <w:bookmarkStart w:id="9" w:name="_Toc162703019"/>
+      <w:bookmarkStart w:id="10" w:name="_Toc498958284"/>
     </w:p>
     <w:p>
       <w:pPr>
